--- a/lab11/Report/ЛР11.docx
+++ b/lab11/Report/ЛР11.docx
@@ -4106,14 +4106,7 @@
           <w:sz w:val="28"/>
           <w:szCs w:val="28"/>
         </w:rPr>
-        <w:t>З</w:t>
-      </w:r>
-      <w:r>
-        <w:rPr>
-          <w:sz w:val="28"/>
-          <w:szCs w:val="28"/>
-        </w:rPr>
-        <w:t xml:space="preserve"> </w:t>
+        <w:t xml:space="preserve">З </w:t>
       </w:r>
       <w:r>
         <w:rPr>
@@ -4142,21 +4135,7 @@
           <w:sz w:val="28"/>
           <w:szCs w:val="28"/>
         </w:rPr>
-        <w:t xml:space="preserve"> модулі</w:t>
-      </w:r>
-      <w:r>
-        <w:rPr>
-          <w:sz w:val="28"/>
-          <w:szCs w:val="28"/>
-        </w:rPr>
-        <w:t xml:space="preserve"> </w:t>
-      </w:r>
-      <w:r>
-        <w:rPr>
-          <w:sz w:val="28"/>
-          <w:szCs w:val="28"/>
-        </w:rPr>
-        <w:t>(статичні бібліотеки .</w:t>
+        <w:t xml:space="preserve"> модулі (статичні бібліотеки .</w:t>
       </w:r>
       <w:r>
         <w:rPr>
@@ -4240,7 +4219,46 @@
           <w:sz w:val="28"/>
           <w:szCs w:val="28"/>
         </w:rPr>
-        <w:t>В</w:t>
+        <w:t xml:space="preserve">В </w:t>
+      </w:r>
+      <w:proofErr w:type="spellStart"/>
+      <w:r>
+        <w:rPr>
+          <w:sz w:val="28"/>
+          <w:szCs w:val="28"/>
+        </w:rPr>
+        <w:t>Code</w:t>
+      </w:r>
+      <w:proofErr w:type="spellEnd"/>
+      <w:r>
+        <w:rPr>
+          <w:sz w:val="28"/>
+          <w:szCs w:val="28"/>
+        </w:rPr>
+        <w:t>::</w:t>
+      </w:r>
+      <w:proofErr w:type="spellStart"/>
+      <w:r>
+        <w:rPr>
+          <w:sz w:val="28"/>
+          <w:szCs w:val="28"/>
+        </w:rPr>
+        <w:t>Blocks</w:t>
+      </w:r>
+      <w:proofErr w:type="spellEnd"/>
+      <w:r>
+        <w:rPr>
+          <w:sz w:val="28"/>
+          <w:szCs w:val="28"/>
+        </w:rPr>
+        <w:t xml:space="preserve"> IDE створ</w:t>
+      </w:r>
+      <w:r>
+        <w:rPr>
+          <w:sz w:val="28"/>
+          <w:szCs w:val="28"/>
+        </w:rPr>
+        <w:t>юємо</w:t>
       </w:r>
       <w:r>
         <w:rPr>
@@ -4255,53 +4273,7 @@
           <w:sz w:val="28"/>
           <w:szCs w:val="28"/>
         </w:rPr>
-        <w:t>Code</w:t>
-      </w:r>
-      <w:proofErr w:type="spellEnd"/>
-      <w:r>
-        <w:rPr>
-          <w:sz w:val="28"/>
-          <w:szCs w:val="28"/>
-        </w:rPr>
-        <w:t>::</w:t>
-      </w:r>
-      <w:proofErr w:type="spellStart"/>
-      <w:r>
-        <w:rPr>
-          <w:sz w:val="28"/>
-          <w:szCs w:val="28"/>
-        </w:rPr>
-        <w:t>Blocks</w:t>
-      </w:r>
-      <w:proofErr w:type="spellEnd"/>
-      <w:r>
-        <w:rPr>
-          <w:sz w:val="28"/>
-          <w:szCs w:val="28"/>
-        </w:rPr>
-        <w:t xml:space="preserve"> IDE створ</w:t>
-      </w:r>
-      <w:r>
-        <w:rPr>
-          <w:sz w:val="28"/>
-          <w:szCs w:val="28"/>
-        </w:rPr>
-        <w:t>юємо</w:t>
-      </w:r>
-      <w:r>
-        <w:rPr>
-          <w:sz w:val="28"/>
-          <w:szCs w:val="28"/>
-        </w:rPr>
-        <w:t xml:space="preserve"> п</w:t>
-      </w:r>
-      <w:proofErr w:type="spellStart"/>
-      <w:r>
-        <w:rPr>
-          <w:sz w:val="28"/>
-          <w:szCs w:val="28"/>
-        </w:rPr>
-        <w:t>роєкт</w:t>
+        <w:t>проєкт</w:t>
       </w:r>
       <w:proofErr w:type="spellEnd"/>
       <w:r>
@@ -4347,21 +4319,7 @@
           <w:sz w:val="28"/>
           <w:szCs w:val="28"/>
         </w:rPr>
-        <w:t xml:space="preserve"> </w:t>
-      </w:r>
-      <w:r>
-        <w:rPr>
-          <w:sz w:val="28"/>
-          <w:szCs w:val="28"/>
-        </w:rPr>
-        <w:t>В</w:t>
-      </w:r>
-      <w:r>
-        <w:rPr>
-          <w:sz w:val="28"/>
-          <w:szCs w:val="28"/>
-        </w:rPr>
-        <w:t>ідповідно</w:t>
+        <w:t xml:space="preserve"> Відповідно</w:t>
       </w:r>
       <w:r>
         <w:rPr>
@@ -4427,14 +4385,7 @@
           <w:sz w:val="28"/>
           <w:szCs w:val="28"/>
         </w:rPr>
-        <w:t>В</w:t>
-      </w:r>
-      <w:r>
-        <w:rPr>
-          <w:sz w:val="28"/>
-          <w:szCs w:val="28"/>
-        </w:rPr>
-        <w:t xml:space="preserve">ихідний код (текст) </w:t>
+        <w:t xml:space="preserve">Вихідний код (текст) </w:t>
       </w:r>
       <w:proofErr w:type="spellStart"/>
       <w:r>
@@ -4621,117 +4572,4183 @@
     </w:p>
     <w:p>
       <w:pPr>
+        <w:spacing w:line="360" w:lineRule="auto"/>
+        <w:jc w:val="both"/>
+        <w:rPr>
+          <w:sz w:val="28"/>
+          <w:szCs w:val="28"/>
+        </w:rPr>
+      </w:pPr>
+    </w:p>
+    <w:p>
+      <w:pPr>
+        <w:spacing w:line="360" w:lineRule="auto"/>
+        <w:jc w:val="center"/>
+        <w:rPr>
+          <w:b/>
+          <w:bCs/>
+          <w:sz w:val="28"/>
+          <w:szCs w:val="28"/>
+        </w:rPr>
+      </w:pPr>
+      <w:r>
+        <w:rPr>
+          <w:b/>
+          <w:bCs/>
+          <w:sz w:val="28"/>
+          <w:szCs w:val="28"/>
+        </w:rPr>
+        <w:lastRenderedPageBreak/>
+        <w:t>ВИСНОВКИ</w:t>
+      </w:r>
+    </w:p>
+    <w:p>
+      <w:pPr>
+        <w:spacing w:line="360" w:lineRule="auto"/>
+        <w:jc w:val="both"/>
+        <w:rPr>
+          <w:b/>
+          <w:bCs/>
+          <w:sz w:val="28"/>
+          <w:szCs w:val="28"/>
+        </w:rPr>
+      </w:pPr>
+    </w:p>
+    <w:p>
+      <w:pPr>
         <w:pStyle w:val="a4"/>
+        <w:numPr>
+          <w:ilvl w:val="0"/>
+          <w:numId w:val="23"/>
+        </w:numPr>
         <w:spacing w:line="360" w:lineRule="auto"/>
-        <w:ind w:left="1069"/>
         <w:jc w:val="both"/>
         <w:rPr>
           <w:sz w:val="28"/>
           <w:szCs w:val="28"/>
         </w:rPr>
       </w:pPr>
+      <w:r>
+        <w:rPr>
+          <w:sz w:val="28"/>
+          <w:szCs w:val="28"/>
+        </w:rPr>
+        <w:t>Опанув</w:t>
+      </w:r>
+      <w:r>
+        <w:rPr>
+          <w:sz w:val="28"/>
+          <w:szCs w:val="28"/>
+        </w:rPr>
+        <w:t>али</w:t>
+      </w:r>
+      <w:r>
+        <w:rPr>
+          <w:sz w:val="28"/>
+          <w:szCs w:val="28"/>
+        </w:rPr>
+        <w:t xml:space="preserve"> методик</w:t>
+      </w:r>
+      <w:r>
+        <w:rPr>
+          <w:sz w:val="28"/>
+          <w:szCs w:val="28"/>
+        </w:rPr>
+        <w:t>и</w:t>
+      </w:r>
+      <w:r>
+        <w:rPr>
+          <w:sz w:val="28"/>
+          <w:szCs w:val="28"/>
+        </w:rPr>
+        <w:t xml:space="preserve"> групового мітингу для прийняття архітектурних рішень. </w:t>
+      </w:r>
+      <w:r>
+        <w:rPr>
+          <w:sz w:val="28"/>
+          <w:szCs w:val="28"/>
+        </w:rPr>
+        <w:t xml:space="preserve"> </w:t>
+      </w:r>
     </w:p>
     <w:p>
       <w:pPr>
         <w:pStyle w:val="a4"/>
+        <w:numPr>
+          <w:ilvl w:val="0"/>
+          <w:numId w:val="23"/>
+        </w:numPr>
         <w:spacing w:line="360" w:lineRule="auto"/>
-        <w:ind w:left="1069"/>
         <w:jc w:val="both"/>
         <w:rPr>
           <w:sz w:val="28"/>
           <w:szCs w:val="28"/>
         </w:rPr>
       </w:pPr>
+      <w:r>
+        <w:rPr>
+          <w:sz w:val="28"/>
+          <w:szCs w:val="28"/>
+        </w:rPr>
+        <w:t>Практичн</w:t>
+      </w:r>
+      <w:r>
+        <w:rPr>
+          <w:sz w:val="28"/>
+          <w:szCs w:val="28"/>
+        </w:rPr>
+        <w:t>о</w:t>
+      </w:r>
+      <w:r>
+        <w:rPr>
+          <w:sz w:val="28"/>
+          <w:szCs w:val="28"/>
+        </w:rPr>
+        <w:t xml:space="preserve"> застос</w:t>
+      </w:r>
+      <w:r>
+        <w:rPr>
+          <w:sz w:val="28"/>
+          <w:szCs w:val="28"/>
+        </w:rPr>
+        <w:t>овували</w:t>
+      </w:r>
+      <w:r>
+        <w:rPr>
+          <w:sz w:val="28"/>
+          <w:szCs w:val="28"/>
+        </w:rPr>
+        <w:t xml:space="preserve"> стандарт</w:t>
+      </w:r>
+      <w:r>
+        <w:rPr>
+          <w:sz w:val="28"/>
+          <w:szCs w:val="28"/>
+        </w:rPr>
+        <w:t>и</w:t>
+      </w:r>
+      <w:r>
+        <w:rPr>
+          <w:sz w:val="28"/>
+          <w:szCs w:val="28"/>
+        </w:rPr>
+        <w:t xml:space="preserve"> життєвого циклу ПЗ. </w:t>
+      </w:r>
     </w:p>
     <w:p>
       <w:pPr>
         <w:pStyle w:val="a4"/>
+        <w:numPr>
+          <w:ilvl w:val="0"/>
+          <w:numId w:val="23"/>
+        </w:numPr>
         <w:spacing w:line="360" w:lineRule="auto"/>
-        <w:ind w:left="1069"/>
         <w:jc w:val="both"/>
         <w:rPr>
           <w:sz w:val="28"/>
           <w:szCs w:val="28"/>
         </w:rPr>
       </w:pPr>
+      <w:r>
+        <w:rPr>
+          <w:sz w:val="28"/>
+          <w:szCs w:val="28"/>
+        </w:rPr>
+        <w:t>Отримано в</w:t>
+      </w:r>
+      <w:r>
+        <w:rPr>
+          <w:sz w:val="28"/>
+          <w:szCs w:val="28"/>
+        </w:rPr>
+        <w:t xml:space="preserve">міння розподіляти </w:t>
+      </w:r>
+      <w:proofErr w:type="spellStart"/>
+      <w:r>
+        <w:rPr>
+          <w:sz w:val="28"/>
+          <w:szCs w:val="28"/>
+        </w:rPr>
+        <w:t>підзадачі</w:t>
+      </w:r>
+      <w:proofErr w:type="spellEnd"/>
+      <w:r>
+        <w:rPr>
+          <w:sz w:val="28"/>
+          <w:szCs w:val="28"/>
+        </w:rPr>
+        <w:t xml:space="preserve"> всередині ІТ-</w:t>
+      </w:r>
+      <w:proofErr w:type="spellStart"/>
+      <w:r>
+        <w:rPr>
+          <w:sz w:val="28"/>
+          <w:szCs w:val="28"/>
+        </w:rPr>
+        <w:t>проєкту</w:t>
+      </w:r>
+      <w:proofErr w:type="spellEnd"/>
+      <w:r>
+        <w:rPr>
+          <w:sz w:val="28"/>
+          <w:szCs w:val="28"/>
+        </w:rPr>
+        <w:t xml:space="preserve">. </w:t>
+      </w:r>
     </w:p>
     <w:p>
       <w:pPr>
         <w:pStyle w:val="a4"/>
+        <w:numPr>
+          <w:ilvl w:val="0"/>
+          <w:numId w:val="23"/>
+        </w:numPr>
         <w:spacing w:line="360" w:lineRule="auto"/>
-        <w:ind w:left="1069"/>
         <w:jc w:val="both"/>
         <w:rPr>
           <w:sz w:val="28"/>
           <w:szCs w:val="28"/>
         </w:rPr>
       </w:pPr>
+      <w:r>
+        <w:rPr>
+          <w:sz w:val="28"/>
+          <w:szCs w:val="28"/>
+        </w:rPr>
+        <w:t>Отримано навички к</w:t>
+      </w:r>
+      <w:r>
+        <w:rPr>
+          <w:sz w:val="28"/>
+          <w:szCs w:val="28"/>
+        </w:rPr>
+        <w:t>оординаці</w:t>
+      </w:r>
+      <w:r>
+        <w:rPr>
+          <w:sz w:val="28"/>
+          <w:szCs w:val="28"/>
+        </w:rPr>
+        <w:t>ї</w:t>
+      </w:r>
+      <w:r>
+        <w:rPr>
+          <w:sz w:val="28"/>
+          <w:szCs w:val="28"/>
+        </w:rPr>
+        <w:t xml:space="preserve"> роботи через </w:t>
+      </w:r>
+      <w:proofErr w:type="spellStart"/>
+      <w:r>
+        <w:rPr>
+          <w:sz w:val="28"/>
+          <w:szCs w:val="28"/>
+        </w:rPr>
+        <w:t>Git</w:t>
+      </w:r>
+      <w:proofErr w:type="spellEnd"/>
+      <w:r>
+        <w:rPr>
+          <w:sz w:val="28"/>
+          <w:szCs w:val="28"/>
+        </w:rPr>
+        <w:t xml:space="preserve">-репозиторії. </w:t>
+      </w:r>
     </w:p>
     <w:p>
       <w:pPr>
         <w:pStyle w:val="a4"/>
+        <w:numPr>
+          <w:ilvl w:val="0"/>
+          <w:numId w:val="23"/>
+        </w:numPr>
         <w:spacing w:line="360" w:lineRule="auto"/>
-        <w:ind w:left="1069"/>
         <w:jc w:val="both"/>
         <w:rPr>
           <w:sz w:val="28"/>
           <w:szCs w:val="28"/>
         </w:rPr>
       </w:pPr>
+      <w:r>
+        <w:rPr>
+          <w:sz w:val="28"/>
+          <w:szCs w:val="28"/>
+        </w:rPr>
+        <w:t>Отримано навички у</w:t>
+      </w:r>
+      <w:r>
+        <w:rPr>
+          <w:sz w:val="28"/>
+          <w:szCs w:val="28"/>
+        </w:rPr>
+        <w:t xml:space="preserve">згодження інтерфейсів модулів перед початком кодування. </w:t>
+      </w:r>
     </w:p>
     <w:p>
       <w:pPr>
         <w:pStyle w:val="a4"/>
+        <w:numPr>
+          <w:ilvl w:val="0"/>
+          <w:numId w:val="23"/>
+        </w:numPr>
         <w:spacing w:line="360" w:lineRule="auto"/>
-        <w:ind w:left="1069"/>
         <w:jc w:val="both"/>
         <w:rPr>
           <w:sz w:val="28"/>
           <w:szCs w:val="28"/>
         </w:rPr>
       </w:pPr>
+      <w:r>
+        <w:rPr>
+          <w:sz w:val="28"/>
+          <w:szCs w:val="28"/>
+        </w:rPr>
+        <w:t>Отримано навички с</w:t>
+      </w:r>
+      <w:r>
+        <w:rPr>
+          <w:sz w:val="28"/>
+          <w:szCs w:val="28"/>
+        </w:rPr>
+        <w:t xml:space="preserve">кладання спільного плану робіт. </w:t>
+      </w:r>
     </w:p>
     <w:p>
       <w:pPr>
         <w:pStyle w:val="a4"/>
+        <w:numPr>
+          <w:ilvl w:val="0"/>
+          <w:numId w:val="23"/>
+        </w:numPr>
         <w:spacing w:line="360" w:lineRule="auto"/>
-        <w:ind w:left="1069"/>
         <w:jc w:val="both"/>
         <w:rPr>
           <w:sz w:val="28"/>
           <w:szCs w:val="28"/>
         </w:rPr>
       </w:pPr>
+      <w:r>
+        <w:rPr>
+          <w:sz w:val="28"/>
+          <w:szCs w:val="28"/>
+        </w:rPr>
+        <w:t>Отримано навички р</w:t>
+      </w:r>
+      <w:r>
+        <w:rPr>
+          <w:sz w:val="28"/>
+          <w:szCs w:val="28"/>
+        </w:rPr>
+        <w:t>еалізаці</w:t>
+      </w:r>
+      <w:r>
+        <w:rPr>
+          <w:sz w:val="28"/>
+          <w:szCs w:val="28"/>
+        </w:rPr>
+        <w:t>ї</w:t>
+      </w:r>
+      <w:r>
+        <w:rPr>
+          <w:sz w:val="28"/>
+          <w:szCs w:val="28"/>
+        </w:rPr>
+        <w:t xml:space="preserve"> процесу інтеграції (комплексування) ПЗ. </w:t>
+      </w:r>
     </w:p>
     <w:p>
       <w:pPr>
         <w:pStyle w:val="a4"/>
+        <w:numPr>
+          <w:ilvl w:val="0"/>
+          <w:numId w:val="23"/>
+        </w:numPr>
         <w:spacing w:line="360" w:lineRule="auto"/>
-        <w:ind w:left="1069"/>
         <w:jc w:val="both"/>
         <w:rPr>
           <w:sz w:val="28"/>
           <w:szCs w:val="28"/>
         </w:rPr>
       </w:pPr>
+      <w:r>
+        <w:rPr>
+          <w:sz w:val="28"/>
+          <w:szCs w:val="28"/>
+        </w:rPr>
+        <w:t>Отримано навички с</w:t>
+      </w:r>
+      <w:r>
+        <w:rPr>
+          <w:sz w:val="28"/>
+          <w:szCs w:val="28"/>
+        </w:rPr>
+        <w:t>пільн</w:t>
+      </w:r>
+      <w:r>
+        <w:rPr>
+          <w:sz w:val="28"/>
+          <w:szCs w:val="28"/>
+        </w:rPr>
+        <w:t>ого</w:t>
+      </w:r>
+      <w:r>
+        <w:rPr>
+          <w:sz w:val="28"/>
+          <w:szCs w:val="28"/>
+        </w:rPr>
+        <w:t xml:space="preserve"> аналіз вимог до програмного виробу. </w:t>
+      </w:r>
     </w:p>
     <w:p>
       <w:pPr>
         <w:pStyle w:val="a4"/>
+        <w:numPr>
+          <w:ilvl w:val="0"/>
+          <w:numId w:val="23"/>
+        </w:numPr>
         <w:spacing w:line="360" w:lineRule="auto"/>
-        <w:ind w:left="1069"/>
         <w:jc w:val="both"/>
         <w:rPr>
           <w:sz w:val="28"/>
           <w:szCs w:val="28"/>
         </w:rPr>
       </w:pPr>
+      <w:r>
+        <w:rPr>
+          <w:sz w:val="28"/>
+          <w:szCs w:val="28"/>
+        </w:rPr>
+        <w:t>Отримано н</w:t>
+      </w:r>
+      <w:r>
+        <w:rPr>
+          <w:sz w:val="28"/>
+          <w:szCs w:val="28"/>
+        </w:rPr>
+        <w:t>авичк</w:t>
+      </w:r>
+      <w:r>
+        <w:rPr>
+          <w:sz w:val="28"/>
+          <w:szCs w:val="28"/>
+        </w:rPr>
+        <w:t>и</w:t>
+      </w:r>
+      <w:r>
+        <w:rPr>
+          <w:sz w:val="28"/>
+          <w:szCs w:val="28"/>
+        </w:rPr>
+        <w:t xml:space="preserve"> колективного обґрунтування вибору структур даних. </w:t>
+      </w:r>
     </w:p>
     <w:p>
       <w:pPr>
         <w:pStyle w:val="a4"/>
+        <w:numPr>
+          <w:ilvl w:val="0"/>
+          <w:numId w:val="23"/>
+        </w:numPr>
         <w:spacing w:line="360" w:lineRule="auto"/>
-        <w:ind w:left="1069"/>
+        <w:jc w:val="both"/>
+        <w:rPr>
+          <w:sz w:val="28"/>
+          <w:szCs w:val="28"/>
+        </w:rPr>
+      </w:pPr>
+      <w:r>
+        <w:rPr>
+          <w:sz w:val="28"/>
+          <w:szCs w:val="28"/>
+        </w:rPr>
+        <w:t>Отримано навички в</w:t>
+      </w:r>
+      <w:r>
+        <w:rPr>
+          <w:sz w:val="28"/>
+          <w:szCs w:val="28"/>
+        </w:rPr>
+        <w:t xml:space="preserve">заємодія учасників через обмін статичними бібліотеками. </w:t>
+      </w:r>
+    </w:p>
+    <w:p>
+      <w:pPr>
+        <w:pStyle w:val="a4"/>
+        <w:numPr>
+          <w:ilvl w:val="0"/>
+          <w:numId w:val="23"/>
+        </w:numPr>
+        <w:spacing w:line="360" w:lineRule="auto"/>
+        <w:jc w:val="both"/>
+        <w:rPr>
+          <w:sz w:val="28"/>
+          <w:szCs w:val="28"/>
+        </w:rPr>
+      </w:pPr>
+      <w:r>
+        <w:rPr>
+          <w:sz w:val="28"/>
+          <w:szCs w:val="28"/>
+        </w:rPr>
+        <w:t>Дотриман</w:t>
+      </w:r>
+      <w:r>
+        <w:rPr>
+          <w:sz w:val="28"/>
+          <w:szCs w:val="28"/>
+        </w:rPr>
+        <w:t>о</w:t>
+      </w:r>
+      <w:r>
+        <w:rPr>
+          <w:sz w:val="28"/>
+          <w:szCs w:val="28"/>
+        </w:rPr>
+        <w:t xml:space="preserve"> регламенту часу — 4 академічні години. </w:t>
+      </w:r>
+    </w:p>
+    <w:p>
+      <w:pPr>
+        <w:pStyle w:val="a4"/>
+        <w:numPr>
+          <w:ilvl w:val="0"/>
+          <w:numId w:val="23"/>
+        </w:numPr>
+        <w:spacing w:line="360" w:lineRule="auto"/>
+        <w:jc w:val="both"/>
+        <w:rPr>
+          <w:sz w:val="28"/>
+          <w:szCs w:val="28"/>
+        </w:rPr>
+      </w:pPr>
+      <w:r>
+        <w:rPr>
+          <w:sz w:val="28"/>
+          <w:szCs w:val="28"/>
+        </w:rPr>
+        <w:t>Закріплено навички в</w:t>
+      </w:r>
+      <w:r>
+        <w:rPr>
+          <w:sz w:val="28"/>
+          <w:szCs w:val="28"/>
+        </w:rPr>
+        <w:t xml:space="preserve">икористання </w:t>
+      </w:r>
+      <w:proofErr w:type="spellStart"/>
+      <w:r>
+        <w:rPr>
+          <w:sz w:val="28"/>
+          <w:szCs w:val="28"/>
+        </w:rPr>
+        <w:t>кросплатформових</w:t>
+      </w:r>
+      <w:proofErr w:type="spellEnd"/>
+      <w:r>
+        <w:rPr>
+          <w:sz w:val="28"/>
+          <w:szCs w:val="28"/>
+        </w:rPr>
+        <w:t xml:space="preserve"> засобів розробки.</w:t>
+      </w:r>
+    </w:p>
+    <w:p>
+      <w:pPr>
+        <w:pStyle w:val="a4"/>
+        <w:numPr>
+          <w:ilvl w:val="0"/>
+          <w:numId w:val="23"/>
+        </w:numPr>
+        <w:spacing w:line="360" w:lineRule="auto"/>
+        <w:jc w:val="both"/>
+        <w:rPr>
+          <w:sz w:val="28"/>
+          <w:szCs w:val="28"/>
+        </w:rPr>
+      </w:pPr>
+      <w:r>
+        <w:rPr>
+          <w:sz w:val="28"/>
+          <w:szCs w:val="28"/>
+        </w:rPr>
+        <w:t>Отримано навички ф</w:t>
+      </w:r>
+      <w:r>
+        <w:rPr>
+          <w:sz w:val="28"/>
+          <w:szCs w:val="28"/>
+        </w:rPr>
+        <w:t xml:space="preserve">ормування єдиної архітектури засобу. </w:t>
+      </w:r>
+    </w:p>
+    <w:p>
+      <w:pPr>
+        <w:pStyle w:val="a4"/>
+        <w:numPr>
+          <w:ilvl w:val="0"/>
+          <w:numId w:val="23"/>
+        </w:numPr>
+        <w:spacing w:line="360" w:lineRule="auto"/>
+        <w:jc w:val="both"/>
+        <w:rPr>
+          <w:sz w:val="28"/>
+          <w:szCs w:val="28"/>
+        </w:rPr>
+      </w:pPr>
+      <w:r>
+        <w:rPr>
+          <w:sz w:val="28"/>
+          <w:szCs w:val="28"/>
+        </w:rPr>
+        <w:t>Отримано навички п</w:t>
+      </w:r>
+      <w:r>
+        <w:rPr>
+          <w:sz w:val="28"/>
+          <w:szCs w:val="28"/>
+        </w:rPr>
+        <w:t>роведення мітингів для розв'язання конфліктів у коді.</w:t>
+      </w:r>
+    </w:p>
+    <w:p>
+      <w:pPr>
+        <w:pStyle w:val="a4"/>
+        <w:numPr>
+          <w:ilvl w:val="0"/>
+          <w:numId w:val="23"/>
+        </w:numPr>
+        <w:spacing w:line="360" w:lineRule="auto"/>
+        <w:jc w:val="both"/>
+        <w:rPr>
+          <w:sz w:val="28"/>
+          <w:szCs w:val="28"/>
+        </w:rPr>
+      </w:pPr>
+      <w:r>
+        <w:rPr>
+          <w:sz w:val="28"/>
+          <w:szCs w:val="28"/>
+        </w:rPr>
+        <w:t>Закріплено навички п</w:t>
+      </w:r>
+      <w:r>
+        <w:rPr>
+          <w:sz w:val="28"/>
+          <w:szCs w:val="28"/>
+        </w:rPr>
+        <w:t>ідготовк</w:t>
+      </w:r>
+      <w:r>
+        <w:rPr>
+          <w:sz w:val="28"/>
+          <w:szCs w:val="28"/>
+        </w:rPr>
+        <w:t>и</w:t>
+      </w:r>
+      <w:r>
+        <w:rPr>
+          <w:sz w:val="28"/>
+          <w:szCs w:val="28"/>
+        </w:rPr>
+        <w:t xml:space="preserve"> звіту згідно з ДСТУ 3008:2015</w:t>
+      </w:r>
+    </w:p>
+    <w:p>
+      <w:pPr>
+        <w:pStyle w:val="a4"/>
+        <w:numPr>
+          <w:ilvl w:val="0"/>
+          <w:numId w:val="23"/>
+        </w:numPr>
+        <w:spacing w:line="360" w:lineRule="auto"/>
+        <w:jc w:val="both"/>
+        <w:rPr>
+          <w:sz w:val="28"/>
+          <w:szCs w:val="28"/>
+        </w:rPr>
+      </w:pPr>
+      <w:r>
+        <w:rPr>
+          <w:sz w:val="28"/>
+          <w:szCs w:val="28"/>
+        </w:rPr>
+        <w:t>Отримано навички о</w:t>
+      </w:r>
+      <w:r>
+        <w:rPr>
+          <w:sz w:val="28"/>
+          <w:szCs w:val="28"/>
+        </w:rPr>
+        <w:t>пис</w:t>
+      </w:r>
+      <w:r>
+        <w:rPr>
+          <w:sz w:val="28"/>
+          <w:szCs w:val="28"/>
+        </w:rPr>
+        <w:t>у</w:t>
+      </w:r>
+      <w:r>
+        <w:rPr>
+          <w:sz w:val="28"/>
+          <w:szCs w:val="28"/>
+        </w:rPr>
+        <w:t xml:space="preserve"> елемента динамічної структури в C++. </w:t>
+      </w:r>
+    </w:p>
+    <w:p>
+      <w:pPr>
+        <w:pStyle w:val="a4"/>
+        <w:numPr>
+          <w:ilvl w:val="0"/>
+          <w:numId w:val="23"/>
+        </w:numPr>
+        <w:spacing w:line="360" w:lineRule="auto"/>
+        <w:jc w:val="both"/>
+        <w:rPr>
+          <w:sz w:val="28"/>
+          <w:szCs w:val="28"/>
+        </w:rPr>
+      </w:pPr>
+      <w:r>
+        <w:rPr>
+          <w:sz w:val="28"/>
+          <w:szCs w:val="28"/>
+        </w:rPr>
+        <w:t>Закріплено р</w:t>
+      </w:r>
+      <w:r>
+        <w:rPr>
+          <w:sz w:val="28"/>
+          <w:szCs w:val="28"/>
+        </w:rPr>
+        <w:t xml:space="preserve">озуміння відмінності між вказівником та посиланням. </w:t>
+      </w:r>
+    </w:p>
+    <w:p>
+      <w:pPr>
+        <w:pStyle w:val="a4"/>
+        <w:numPr>
+          <w:ilvl w:val="0"/>
+          <w:numId w:val="23"/>
+        </w:numPr>
+        <w:spacing w:line="360" w:lineRule="auto"/>
+        <w:jc w:val="both"/>
+        <w:rPr>
+          <w:sz w:val="28"/>
+          <w:szCs w:val="28"/>
+        </w:rPr>
+      </w:pPr>
+      <w:r>
+        <w:rPr>
+          <w:sz w:val="28"/>
+          <w:szCs w:val="28"/>
+        </w:rPr>
+        <w:t>Закріплено навички в</w:t>
+      </w:r>
+      <w:r>
+        <w:rPr>
+          <w:sz w:val="28"/>
+          <w:szCs w:val="28"/>
+        </w:rPr>
+        <w:t xml:space="preserve">икористання </w:t>
+      </w:r>
+      <w:proofErr w:type="spellStart"/>
+      <w:r>
+        <w:rPr>
+          <w:sz w:val="28"/>
+          <w:szCs w:val="28"/>
+        </w:rPr>
+        <w:t>nullptr</w:t>
+      </w:r>
+      <w:proofErr w:type="spellEnd"/>
+      <w:r>
+        <w:rPr>
+          <w:sz w:val="28"/>
+          <w:szCs w:val="28"/>
+        </w:rPr>
+        <w:t xml:space="preserve">/NULL для ініціалізації порожнього списку. </w:t>
+      </w:r>
+    </w:p>
+    <w:p>
+      <w:pPr>
+        <w:pStyle w:val="a4"/>
+        <w:numPr>
+          <w:ilvl w:val="0"/>
+          <w:numId w:val="23"/>
+        </w:numPr>
+        <w:spacing w:line="360" w:lineRule="auto"/>
+        <w:jc w:val="both"/>
+        <w:rPr>
+          <w:sz w:val="28"/>
+          <w:szCs w:val="28"/>
+        </w:rPr>
+      </w:pPr>
+      <w:r>
+        <w:rPr>
+          <w:sz w:val="28"/>
+          <w:szCs w:val="28"/>
+        </w:rPr>
+        <w:t>Опан</w:t>
+      </w:r>
+      <w:r>
+        <w:rPr>
+          <w:sz w:val="28"/>
+          <w:szCs w:val="28"/>
+        </w:rPr>
+        <w:t>овано</w:t>
+      </w:r>
+      <w:r>
+        <w:rPr>
+          <w:sz w:val="28"/>
+          <w:szCs w:val="28"/>
+        </w:rPr>
+        <w:t xml:space="preserve"> операції опосередкованої адресації через символ зірочки. </w:t>
+      </w:r>
+    </w:p>
+    <w:p>
+      <w:pPr>
+        <w:pStyle w:val="a4"/>
+        <w:numPr>
+          <w:ilvl w:val="0"/>
+          <w:numId w:val="23"/>
+        </w:numPr>
+        <w:spacing w:line="360" w:lineRule="auto"/>
+        <w:jc w:val="both"/>
+        <w:rPr>
+          <w:sz w:val="28"/>
+          <w:szCs w:val="28"/>
+        </w:rPr>
+      </w:pPr>
+      <w:r>
+        <w:rPr>
+          <w:sz w:val="28"/>
+          <w:szCs w:val="28"/>
+        </w:rPr>
+        <w:t>Реалізовано функцію зчитування інформації з файлу у динамічну структуру</w:t>
+      </w:r>
+      <w:r>
+        <w:rPr>
+          <w:sz w:val="28"/>
+          <w:szCs w:val="28"/>
+        </w:rPr>
+        <w:t xml:space="preserve">. </w:t>
+      </w:r>
+    </w:p>
+    <w:p>
+      <w:pPr>
+        <w:pStyle w:val="a4"/>
+        <w:numPr>
+          <w:ilvl w:val="0"/>
+          <w:numId w:val="23"/>
+        </w:numPr>
+        <w:spacing w:line="360" w:lineRule="auto"/>
+        <w:jc w:val="both"/>
+        <w:rPr>
+          <w:sz w:val="28"/>
+          <w:szCs w:val="28"/>
+        </w:rPr>
+      </w:pPr>
+      <w:r>
+        <w:rPr>
+          <w:sz w:val="28"/>
+          <w:szCs w:val="28"/>
+        </w:rPr>
+        <w:t>Р</w:t>
+      </w:r>
+      <w:r>
+        <w:rPr>
+          <w:sz w:val="28"/>
+          <w:szCs w:val="28"/>
+        </w:rPr>
+        <w:t>еалізовано функцію виводу на екран і запису у заданий файл зчитаної інформації</w:t>
+      </w:r>
+      <w:r>
+        <w:rPr>
+          <w:sz w:val="28"/>
+          <w:szCs w:val="28"/>
+        </w:rPr>
+        <w:t xml:space="preserve">. </w:t>
+      </w:r>
+    </w:p>
+    <w:p>
+      <w:pPr>
+        <w:pStyle w:val="a4"/>
+        <w:numPr>
+          <w:ilvl w:val="0"/>
+          <w:numId w:val="23"/>
+        </w:numPr>
+        <w:spacing w:line="360" w:lineRule="auto"/>
+        <w:jc w:val="both"/>
+        <w:rPr>
+          <w:sz w:val="28"/>
+          <w:szCs w:val="28"/>
+        </w:rPr>
+      </w:pPr>
+      <w:r>
+        <w:rPr>
+          <w:sz w:val="28"/>
+          <w:szCs w:val="28"/>
+        </w:rPr>
+        <w:t>Отримано навички к</w:t>
+      </w:r>
+      <w:r>
+        <w:rPr>
+          <w:sz w:val="28"/>
+          <w:szCs w:val="28"/>
+        </w:rPr>
+        <w:t xml:space="preserve">ерування динамічною пам'яттю за допомогою стандартних засобів С++. </w:t>
+      </w:r>
+    </w:p>
+    <w:p>
+      <w:pPr>
+        <w:pStyle w:val="a4"/>
+        <w:numPr>
+          <w:ilvl w:val="0"/>
+          <w:numId w:val="23"/>
+        </w:numPr>
+        <w:spacing w:line="360" w:lineRule="auto"/>
+        <w:jc w:val="both"/>
+        <w:rPr>
+          <w:sz w:val="28"/>
+          <w:szCs w:val="28"/>
+        </w:rPr>
+      </w:pPr>
+      <w:r>
+        <w:rPr>
+          <w:sz w:val="28"/>
+          <w:szCs w:val="28"/>
+        </w:rPr>
+        <w:t>Отримано навички о</w:t>
+      </w:r>
+      <w:r>
+        <w:rPr>
+          <w:sz w:val="28"/>
+          <w:szCs w:val="28"/>
+        </w:rPr>
+        <w:t>рганізаці</w:t>
+      </w:r>
+      <w:r>
+        <w:rPr>
+          <w:sz w:val="28"/>
+          <w:szCs w:val="28"/>
+        </w:rPr>
+        <w:t>ї</w:t>
+      </w:r>
+      <w:r>
+        <w:rPr>
+          <w:sz w:val="28"/>
+          <w:szCs w:val="28"/>
+        </w:rPr>
+        <w:t xml:space="preserve"> з</w:t>
+      </w:r>
+      <w:proofErr w:type="spellStart"/>
+      <w:r>
+        <w:rPr>
+          <w:sz w:val="28"/>
+          <w:szCs w:val="28"/>
+        </w:rPr>
+        <w:t>в'язків</w:t>
+      </w:r>
+      <w:proofErr w:type="spellEnd"/>
+      <w:r>
+        <w:rPr>
+          <w:sz w:val="28"/>
+          <w:szCs w:val="28"/>
+        </w:rPr>
+        <w:t xml:space="preserve"> між вузлами через адресні поля. </w:t>
+      </w:r>
+    </w:p>
+    <w:p>
+      <w:pPr>
+        <w:pStyle w:val="a4"/>
+        <w:numPr>
+          <w:ilvl w:val="0"/>
+          <w:numId w:val="23"/>
+        </w:numPr>
+        <w:spacing w:line="360" w:lineRule="auto"/>
+        <w:jc w:val="both"/>
+        <w:rPr>
+          <w:sz w:val="28"/>
+          <w:szCs w:val="28"/>
+        </w:rPr>
+      </w:pPr>
+      <w:r>
+        <w:rPr>
+          <w:sz w:val="28"/>
+          <w:szCs w:val="28"/>
+        </w:rPr>
+        <w:lastRenderedPageBreak/>
+        <w:t>Отримано н</w:t>
+      </w:r>
+      <w:r>
+        <w:rPr>
+          <w:sz w:val="28"/>
+          <w:szCs w:val="28"/>
+        </w:rPr>
+        <w:t>авичк</w:t>
+      </w:r>
+      <w:r>
+        <w:rPr>
+          <w:sz w:val="28"/>
+          <w:szCs w:val="28"/>
+        </w:rPr>
+        <w:t>и</w:t>
+      </w:r>
+      <w:r>
+        <w:rPr>
+          <w:sz w:val="28"/>
+          <w:szCs w:val="28"/>
+        </w:rPr>
+        <w:t xml:space="preserve"> лінійного обходу динамічного списку. </w:t>
+      </w:r>
+    </w:p>
+    <w:p>
+      <w:pPr>
+        <w:pStyle w:val="a4"/>
+        <w:numPr>
+          <w:ilvl w:val="0"/>
+          <w:numId w:val="23"/>
+        </w:numPr>
+        <w:spacing w:line="360" w:lineRule="auto"/>
+        <w:jc w:val="both"/>
+        <w:rPr>
+          <w:sz w:val="28"/>
+          <w:szCs w:val="28"/>
+        </w:rPr>
+      </w:pPr>
+      <w:r>
+        <w:rPr>
+          <w:sz w:val="28"/>
+          <w:szCs w:val="28"/>
+        </w:rPr>
+        <w:t>Реаліз</w:t>
+      </w:r>
+      <w:r>
+        <w:rPr>
+          <w:sz w:val="28"/>
+          <w:szCs w:val="28"/>
+        </w:rPr>
+        <w:t>овано</w:t>
+      </w:r>
+      <w:r>
+        <w:rPr>
+          <w:sz w:val="28"/>
+          <w:szCs w:val="28"/>
+        </w:rPr>
+        <w:t xml:space="preserve"> видалення (</w:t>
+      </w:r>
+      <w:proofErr w:type="spellStart"/>
+      <w:r>
+        <w:rPr>
+          <w:sz w:val="28"/>
+          <w:szCs w:val="28"/>
+        </w:rPr>
+        <w:t>deleteRecord</w:t>
+      </w:r>
+      <w:proofErr w:type="spellEnd"/>
+      <w:r>
+        <w:rPr>
+          <w:sz w:val="28"/>
+          <w:szCs w:val="28"/>
+        </w:rPr>
+        <w:t xml:space="preserve">) елемента зі структури. </w:t>
+      </w:r>
+    </w:p>
+    <w:p>
+      <w:pPr>
+        <w:pStyle w:val="a4"/>
+        <w:numPr>
+          <w:ilvl w:val="0"/>
+          <w:numId w:val="23"/>
+        </w:numPr>
+        <w:spacing w:line="360" w:lineRule="auto"/>
+        <w:jc w:val="both"/>
+        <w:rPr>
+          <w:sz w:val="28"/>
+          <w:szCs w:val="28"/>
+        </w:rPr>
+      </w:pPr>
+      <w:r>
+        <w:rPr>
+          <w:sz w:val="28"/>
+          <w:szCs w:val="28"/>
+        </w:rPr>
+        <w:t>Обґрунт</w:t>
+      </w:r>
+      <w:r>
+        <w:rPr>
+          <w:sz w:val="28"/>
+          <w:szCs w:val="28"/>
+        </w:rPr>
+        <w:t xml:space="preserve">овано </w:t>
+      </w:r>
+      <w:r>
+        <w:rPr>
+          <w:sz w:val="28"/>
+          <w:szCs w:val="28"/>
+        </w:rPr>
+        <w:t xml:space="preserve">неможливості зберігання вказівників у файлах через зміну адрес. </w:t>
+      </w:r>
+    </w:p>
+    <w:p>
+      <w:pPr>
+        <w:pStyle w:val="a4"/>
+        <w:numPr>
+          <w:ilvl w:val="0"/>
+          <w:numId w:val="23"/>
+        </w:numPr>
+        <w:spacing w:line="360" w:lineRule="auto"/>
+        <w:jc w:val="both"/>
+        <w:rPr>
+          <w:sz w:val="28"/>
+          <w:szCs w:val="28"/>
+        </w:rPr>
+      </w:pPr>
+      <w:r>
+        <w:rPr>
+          <w:sz w:val="28"/>
+          <w:szCs w:val="28"/>
+        </w:rPr>
+        <w:t>Отримано навички</w:t>
+      </w:r>
+      <w:r>
+        <w:rPr>
+          <w:sz w:val="28"/>
+          <w:szCs w:val="28"/>
+        </w:rPr>
+        <w:t xml:space="preserve"> </w:t>
+      </w:r>
+      <w:r>
+        <w:rPr>
+          <w:sz w:val="28"/>
+          <w:szCs w:val="28"/>
+        </w:rPr>
+        <w:t>в</w:t>
+      </w:r>
+      <w:r>
+        <w:rPr>
+          <w:sz w:val="28"/>
+          <w:szCs w:val="28"/>
+        </w:rPr>
+        <w:t xml:space="preserve">икористання абстрактних типів даних (ADT). </w:t>
+      </w:r>
+    </w:p>
+    <w:p>
+      <w:pPr>
+        <w:pStyle w:val="a4"/>
+        <w:numPr>
+          <w:ilvl w:val="0"/>
+          <w:numId w:val="23"/>
+        </w:numPr>
+        <w:spacing w:line="360" w:lineRule="auto"/>
+        <w:jc w:val="both"/>
+        <w:rPr>
+          <w:sz w:val="28"/>
+          <w:szCs w:val="28"/>
+        </w:rPr>
+      </w:pPr>
+      <w:r>
+        <w:rPr>
+          <w:sz w:val="28"/>
+          <w:szCs w:val="28"/>
+        </w:rPr>
+        <w:t>Отримано навички р</w:t>
+      </w:r>
+      <w:r>
+        <w:rPr>
+          <w:sz w:val="28"/>
+          <w:szCs w:val="28"/>
+        </w:rPr>
+        <w:t>обот</w:t>
+      </w:r>
+      <w:r>
+        <w:rPr>
+          <w:sz w:val="28"/>
+          <w:szCs w:val="28"/>
+        </w:rPr>
+        <w:t>и</w:t>
+      </w:r>
+      <w:r>
+        <w:rPr>
+          <w:sz w:val="28"/>
+          <w:szCs w:val="28"/>
+        </w:rPr>
+        <w:t xml:space="preserve"> з членами класів та структур. </w:t>
+      </w:r>
+    </w:p>
+    <w:p>
+      <w:pPr>
+        <w:pStyle w:val="a4"/>
+        <w:numPr>
+          <w:ilvl w:val="0"/>
+          <w:numId w:val="23"/>
+        </w:numPr>
+        <w:spacing w:line="360" w:lineRule="auto"/>
+        <w:jc w:val="both"/>
+        <w:rPr>
+          <w:sz w:val="28"/>
+          <w:szCs w:val="28"/>
+        </w:rPr>
+      </w:pPr>
+      <w:r>
+        <w:rPr>
+          <w:sz w:val="28"/>
+          <w:szCs w:val="28"/>
+        </w:rPr>
+        <w:t>Отримано навички о</w:t>
+      </w:r>
+      <w:r>
+        <w:rPr>
+          <w:sz w:val="28"/>
+          <w:szCs w:val="28"/>
+        </w:rPr>
+        <w:t xml:space="preserve">рганізація доступу до даних через спеціальні функції-члени. </w:t>
+      </w:r>
+    </w:p>
+    <w:p>
+      <w:pPr>
+        <w:pStyle w:val="a4"/>
+        <w:numPr>
+          <w:ilvl w:val="0"/>
+          <w:numId w:val="23"/>
+        </w:numPr>
+        <w:spacing w:line="360" w:lineRule="auto"/>
+        <w:jc w:val="both"/>
+        <w:rPr>
+          <w:sz w:val="28"/>
+          <w:szCs w:val="28"/>
+        </w:rPr>
+      </w:pPr>
+      <w:r>
+        <w:rPr>
+          <w:sz w:val="28"/>
+          <w:szCs w:val="28"/>
+        </w:rPr>
+        <w:t>Отримано навички</w:t>
+      </w:r>
+      <w:r>
+        <w:rPr>
+          <w:sz w:val="28"/>
+          <w:szCs w:val="28"/>
+        </w:rPr>
+        <w:t xml:space="preserve"> </w:t>
+      </w:r>
+      <w:r>
+        <w:rPr>
+          <w:sz w:val="28"/>
+          <w:szCs w:val="28"/>
+        </w:rPr>
+        <w:t>з</w:t>
+      </w:r>
+      <w:r>
+        <w:rPr>
+          <w:sz w:val="28"/>
+          <w:szCs w:val="28"/>
+        </w:rPr>
+        <w:t xml:space="preserve">абезпечення цілісності структури при зміні вказівника на голову списку. </w:t>
+      </w:r>
+    </w:p>
+    <w:p>
+      <w:pPr>
+        <w:pStyle w:val="a4"/>
+        <w:numPr>
+          <w:ilvl w:val="0"/>
+          <w:numId w:val="23"/>
+        </w:numPr>
+        <w:spacing w:line="360" w:lineRule="auto"/>
+        <w:jc w:val="both"/>
+        <w:rPr>
+          <w:sz w:val="28"/>
+          <w:szCs w:val="28"/>
+        </w:rPr>
+      </w:pPr>
+      <w:r>
+        <w:rPr>
+          <w:sz w:val="28"/>
+          <w:szCs w:val="28"/>
+        </w:rPr>
+        <w:t>Отримано навички д</w:t>
+      </w:r>
+      <w:r>
+        <w:rPr>
+          <w:sz w:val="28"/>
+          <w:szCs w:val="28"/>
+        </w:rPr>
+        <w:t>инамічн</w:t>
+      </w:r>
+      <w:r>
+        <w:rPr>
+          <w:sz w:val="28"/>
+          <w:szCs w:val="28"/>
+        </w:rPr>
+        <w:t>ого</w:t>
+      </w:r>
+      <w:r>
+        <w:rPr>
+          <w:sz w:val="28"/>
+          <w:szCs w:val="28"/>
+        </w:rPr>
+        <w:t xml:space="preserve"> розширення обсягу даних під час виконання програми. </w:t>
+      </w:r>
+    </w:p>
+    <w:p>
+      <w:pPr>
+        <w:pStyle w:val="a4"/>
+        <w:numPr>
+          <w:ilvl w:val="0"/>
+          <w:numId w:val="23"/>
+        </w:numPr>
+        <w:spacing w:line="360" w:lineRule="auto"/>
+        <w:jc w:val="both"/>
+        <w:rPr>
+          <w:sz w:val="28"/>
+          <w:szCs w:val="28"/>
+        </w:rPr>
+      </w:pPr>
+      <w:r>
+        <w:rPr>
+          <w:sz w:val="28"/>
+          <w:szCs w:val="28"/>
+        </w:rPr>
+        <w:t>Опан</w:t>
+      </w:r>
+      <w:r>
+        <w:rPr>
+          <w:sz w:val="28"/>
+          <w:szCs w:val="28"/>
+        </w:rPr>
+        <w:t>овано</w:t>
+      </w:r>
+      <w:r>
+        <w:rPr>
+          <w:sz w:val="28"/>
+          <w:szCs w:val="28"/>
+        </w:rPr>
+        <w:t xml:space="preserve"> допустим</w:t>
+      </w:r>
+      <w:r>
+        <w:rPr>
+          <w:sz w:val="28"/>
+          <w:szCs w:val="28"/>
+        </w:rPr>
+        <w:t>і</w:t>
+      </w:r>
+      <w:r>
+        <w:rPr>
+          <w:sz w:val="28"/>
+          <w:szCs w:val="28"/>
+        </w:rPr>
+        <w:t xml:space="preserve"> операці</w:t>
+      </w:r>
+      <w:r>
+        <w:rPr>
+          <w:sz w:val="28"/>
+          <w:szCs w:val="28"/>
+        </w:rPr>
+        <w:t>ї</w:t>
+      </w:r>
+      <w:r>
+        <w:rPr>
+          <w:sz w:val="28"/>
+          <w:szCs w:val="28"/>
+        </w:rPr>
+        <w:t xml:space="preserve"> над вказівниками. </w:t>
+      </w:r>
+    </w:p>
+    <w:p>
+      <w:pPr>
+        <w:pStyle w:val="a4"/>
+        <w:numPr>
+          <w:ilvl w:val="0"/>
+          <w:numId w:val="23"/>
+        </w:numPr>
+        <w:spacing w:line="360" w:lineRule="auto"/>
+        <w:jc w:val="both"/>
+        <w:rPr>
+          <w:sz w:val="28"/>
+          <w:szCs w:val="28"/>
+        </w:rPr>
+      </w:pPr>
+      <w:r>
+        <w:rPr>
+          <w:sz w:val="28"/>
+          <w:szCs w:val="28"/>
+        </w:rPr>
+        <w:t>Вивчен</w:t>
+      </w:r>
+      <w:r>
+        <w:rPr>
+          <w:sz w:val="28"/>
+          <w:szCs w:val="28"/>
+        </w:rPr>
+        <w:t>о</w:t>
+      </w:r>
+      <w:r>
+        <w:rPr>
+          <w:sz w:val="28"/>
+          <w:szCs w:val="28"/>
+        </w:rPr>
+        <w:t xml:space="preserve"> </w:t>
+      </w:r>
+      <w:proofErr w:type="spellStart"/>
+      <w:r>
+        <w:rPr>
+          <w:sz w:val="28"/>
+          <w:szCs w:val="28"/>
+        </w:rPr>
+        <w:t>препроцесорн</w:t>
+      </w:r>
+      <w:r>
+        <w:rPr>
+          <w:sz w:val="28"/>
+          <w:szCs w:val="28"/>
+        </w:rPr>
+        <w:t>і</w:t>
+      </w:r>
+      <w:proofErr w:type="spellEnd"/>
+      <w:r>
+        <w:rPr>
+          <w:sz w:val="28"/>
+          <w:szCs w:val="28"/>
+        </w:rPr>
+        <w:t xml:space="preserve"> директив</w:t>
+      </w:r>
+      <w:r>
+        <w:rPr>
+          <w:sz w:val="28"/>
+          <w:szCs w:val="28"/>
+        </w:rPr>
+        <w:t>и</w:t>
+      </w:r>
+      <w:r>
+        <w:rPr>
+          <w:sz w:val="28"/>
+          <w:szCs w:val="28"/>
+        </w:rPr>
+        <w:t xml:space="preserve"> для заголовкових файлів. </w:t>
+      </w:r>
+    </w:p>
+    <w:p>
+      <w:pPr>
+        <w:pStyle w:val="a4"/>
+        <w:numPr>
+          <w:ilvl w:val="0"/>
+          <w:numId w:val="23"/>
+        </w:numPr>
+        <w:spacing w:line="360" w:lineRule="auto"/>
+        <w:jc w:val="both"/>
+        <w:rPr>
+          <w:sz w:val="28"/>
+          <w:szCs w:val="28"/>
+        </w:rPr>
+      </w:pPr>
+      <w:r>
+        <w:rPr>
+          <w:sz w:val="28"/>
+          <w:szCs w:val="28"/>
+        </w:rPr>
+        <w:t>Отримано навички п</w:t>
+      </w:r>
+      <w:r>
+        <w:rPr>
+          <w:sz w:val="28"/>
+          <w:szCs w:val="28"/>
+        </w:rPr>
+        <w:t xml:space="preserve">еревантаження функцій для роботи з різними типами даних. </w:t>
+      </w:r>
+    </w:p>
+    <w:p>
+      <w:pPr>
+        <w:pStyle w:val="a4"/>
+        <w:numPr>
+          <w:ilvl w:val="0"/>
+          <w:numId w:val="23"/>
+        </w:numPr>
+        <w:spacing w:line="360" w:lineRule="auto"/>
+        <w:jc w:val="both"/>
+        <w:rPr>
+          <w:sz w:val="28"/>
+          <w:szCs w:val="28"/>
+        </w:rPr>
+      </w:pPr>
+      <w:r>
+        <w:rPr>
+          <w:sz w:val="28"/>
+          <w:szCs w:val="28"/>
+        </w:rPr>
+        <w:t>Закріплено р</w:t>
+      </w:r>
+      <w:r>
+        <w:rPr>
+          <w:sz w:val="28"/>
+          <w:szCs w:val="28"/>
+        </w:rPr>
+        <w:t xml:space="preserve">озуміння області видимості в C++. </w:t>
+      </w:r>
+    </w:p>
+    <w:p>
+      <w:pPr>
+        <w:pStyle w:val="a4"/>
+        <w:numPr>
+          <w:ilvl w:val="0"/>
+          <w:numId w:val="23"/>
+        </w:numPr>
+        <w:spacing w:line="360" w:lineRule="auto"/>
+        <w:jc w:val="both"/>
+        <w:rPr>
+          <w:sz w:val="28"/>
+          <w:szCs w:val="28"/>
+        </w:rPr>
+      </w:pPr>
+      <w:r>
+        <w:rPr>
+          <w:sz w:val="28"/>
+          <w:szCs w:val="28"/>
+        </w:rPr>
+        <w:t>Отримано навички</w:t>
+      </w:r>
+      <w:r>
+        <w:rPr>
+          <w:sz w:val="28"/>
+          <w:szCs w:val="28"/>
+        </w:rPr>
+        <w:t xml:space="preserve"> </w:t>
+      </w:r>
+      <w:r>
+        <w:rPr>
+          <w:sz w:val="28"/>
+          <w:szCs w:val="28"/>
+        </w:rPr>
+        <w:t>р</w:t>
+      </w:r>
+      <w:r>
+        <w:rPr>
+          <w:sz w:val="28"/>
+          <w:szCs w:val="28"/>
+        </w:rPr>
+        <w:t>обот</w:t>
+      </w:r>
+      <w:r>
+        <w:rPr>
+          <w:sz w:val="28"/>
+          <w:szCs w:val="28"/>
+        </w:rPr>
+        <w:t xml:space="preserve">и </w:t>
+      </w:r>
+      <w:r>
+        <w:rPr>
+          <w:sz w:val="28"/>
+          <w:szCs w:val="28"/>
+        </w:rPr>
+        <w:t xml:space="preserve">з параметрами функцій за замовчуванням. </w:t>
+      </w:r>
+    </w:p>
+    <w:p>
+      <w:pPr>
+        <w:pStyle w:val="a4"/>
+        <w:numPr>
+          <w:ilvl w:val="0"/>
+          <w:numId w:val="23"/>
+        </w:numPr>
+        <w:spacing w:line="360" w:lineRule="auto"/>
+        <w:jc w:val="both"/>
+        <w:rPr>
+          <w:sz w:val="28"/>
+          <w:szCs w:val="28"/>
+        </w:rPr>
+      </w:pPr>
+      <w:r>
+        <w:rPr>
+          <w:sz w:val="28"/>
+          <w:szCs w:val="28"/>
+        </w:rPr>
+        <w:t>Отримано н</w:t>
+      </w:r>
+      <w:r>
+        <w:rPr>
+          <w:sz w:val="28"/>
+          <w:szCs w:val="28"/>
+        </w:rPr>
+        <w:t>авичк</w:t>
+      </w:r>
+      <w:r>
+        <w:rPr>
+          <w:sz w:val="28"/>
+          <w:szCs w:val="28"/>
+        </w:rPr>
+        <w:t>и</w:t>
+      </w:r>
+      <w:r>
+        <w:rPr>
+          <w:sz w:val="28"/>
+          <w:szCs w:val="28"/>
+        </w:rPr>
+        <w:t xml:space="preserve"> створення об'єктів або екземплярів </w:t>
+      </w:r>
+      <w:proofErr w:type="spellStart"/>
+      <w:r>
+        <w:rPr>
+          <w:sz w:val="28"/>
+          <w:szCs w:val="28"/>
+        </w:rPr>
+        <w:t>сруктури</w:t>
+      </w:r>
+      <w:proofErr w:type="spellEnd"/>
+      <w:r>
+        <w:rPr>
+          <w:sz w:val="28"/>
+          <w:szCs w:val="28"/>
+        </w:rPr>
+        <w:t xml:space="preserve">. </w:t>
+      </w:r>
+    </w:p>
+    <w:p>
+      <w:pPr>
+        <w:pStyle w:val="a4"/>
+        <w:numPr>
+          <w:ilvl w:val="0"/>
+          <w:numId w:val="23"/>
+        </w:numPr>
+        <w:spacing w:line="360" w:lineRule="auto"/>
+        <w:jc w:val="both"/>
+        <w:rPr>
+          <w:sz w:val="28"/>
+          <w:szCs w:val="28"/>
+        </w:rPr>
+      </w:pPr>
+      <w:r>
+        <w:rPr>
+          <w:sz w:val="28"/>
+          <w:szCs w:val="28"/>
+        </w:rPr>
+        <w:t>Отримано навички</w:t>
+      </w:r>
+      <w:r>
+        <w:rPr>
+          <w:sz w:val="28"/>
+          <w:szCs w:val="28"/>
+        </w:rPr>
+        <w:t xml:space="preserve"> </w:t>
+      </w:r>
+      <w:r>
+        <w:rPr>
+          <w:sz w:val="28"/>
+          <w:szCs w:val="28"/>
+        </w:rPr>
+        <w:t>в</w:t>
+      </w:r>
+      <w:r>
+        <w:rPr>
+          <w:sz w:val="28"/>
+          <w:szCs w:val="28"/>
+        </w:rPr>
+        <w:t xml:space="preserve">икористання </w:t>
+      </w:r>
+      <w:proofErr w:type="spellStart"/>
+      <w:r>
+        <w:rPr>
+          <w:sz w:val="28"/>
+          <w:szCs w:val="28"/>
+        </w:rPr>
+        <w:t>методик</w:t>
+      </w:r>
+      <w:proofErr w:type="spellEnd"/>
+      <w:r>
+        <w:rPr>
+          <w:sz w:val="28"/>
+          <w:szCs w:val="28"/>
+        </w:rPr>
+        <w:t xml:space="preserve"> об'єктного аналізу та </w:t>
+      </w:r>
+      <w:proofErr w:type="spellStart"/>
+      <w:r>
+        <w:rPr>
+          <w:sz w:val="28"/>
+          <w:szCs w:val="28"/>
+        </w:rPr>
+        <w:t>проєктування</w:t>
+      </w:r>
+      <w:proofErr w:type="spellEnd"/>
+      <w:r>
+        <w:rPr>
+          <w:sz w:val="28"/>
+          <w:szCs w:val="28"/>
+        </w:rPr>
+        <w:t xml:space="preserve">. </w:t>
+      </w:r>
+    </w:p>
+    <w:p>
+      <w:pPr>
+        <w:pStyle w:val="a4"/>
+        <w:numPr>
+          <w:ilvl w:val="0"/>
+          <w:numId w:val="23"/>
+        </w:numPr>
+        <w:spacing w:line="360" w:lineRule="auto"/>
+        <w:jc w:val="both"/>
+        <w:rPr>
+          <w:sz w:val="28"/>
+          <w:szCs w:val="28"/>
+        </w:rPr>
+      </w:pPr>
+      <w:r>
+        <w:rPr>
+          <w:sz w:val="28"/>
+          <w:szCs w:val="28"/>
+        </w:rPr>
+        <w:t>Р</w:t>
+      </w:r>
+      <w:r>
+        <w:rPr>
+          <w:sz w:val="28"/>
+          <w:szCs w:val="28"/>
+        </w:rPr>
+        <w:t>еаліз</w:t>
+      </w:r>
+      <w:r>
+        <w:rPr>
+          <w:sz w:val="28"/>
+          <w:szCs w:val="28"/>
+        </w:rPr>
+        <w:t>овано</w:t>
+      </w:r>
+      <w:r>
+        <w:rPr>
+          <w:sz w:val="28"/>
+          <w:szCs w:val="28"/>
+        </w:rPr>
+        <w:t xml:space="preserve"> функці</w:t>
+      </w:r>
+      <w:r>
+        <w:rPr>
+          <w:sz w:val="28"/>
+          <w:szCs w:val="28"/>
+        </w:rPr>
+        <w:t>ю</w:t>
+      </w:r>
+      <w:r>
+        <w:rPr>
+          <w:sz w:val="28"/>
+          <w:szCs w:val="28"/>
+        </w:rPr>
+        <w:t xml:space="preserve"> </w:t>
+      </w:r>
+      <w:r>
+        <w:rPr>
+          <w:sz w:val="28"/>
+          <w:szCs w:val="28"/>
+        </w:rPr>
+        <w:t>додавання даних.</w:t>
+      </w:r>
+      <w:r>
+        <w:rPr>
+          <w:sz w:val="28"/>
+          <w:szCs w:val="28"/>
+        </w:rPr>
+        <w:t xml:space="preserve"> </w:t>
+      </w:r>
+    </w:p>
+    <w:p>
+      <w:pPr>
+        <w:pStyle w:val="a4"/>
+        <w:numPr>
+          <w:ilvl w:val="0"/>
+          <w:numId w:val="23"/>
+        </w:numPr>
+        <w:spacing w:line="360" w:lineRule="auto"/>
+        <w:jc w:val="both"/>
+        <w:rPr>
+          <w:sz w:val="28"/>
+          <w:szCs w:val="28"/>
+        </w:rPr>
+      </w:pPr>
+      <w:r>
+        <w:rPr>
+          <w:sz w:val="28"/>
+          <w:szCs w:val="28"/>
+        </w:rPr>
+        <w:t>Отримано навички з</w:t>
+      </w:r>
+      <w:r>
+        <w:rPr>
+          <w:sz w:val="28"/>
+          <w:szCs w:val="28"/>
+        </w:rPr>
+        <w:t xml:space="preserve">абезпечення коректного звільнення пам'яті за допомогою </w:t>
+      </w:r>
+      <w:proofErr w:type="spellStart"/>
+      <w:r>
+        <w:rPr>
+          <w:sz w:val="28"/>
+          <w:szCs w:val="28"/>
+        </w:rPr>
+        <w:t>delete</w:t>
+      </w:r>
+      <w:proofErr w:type="spellEnd"/>
+      <w:r>
+        <w:rPr>
+          <w:sz w:val="28"/>
+          <w:szCs w:val="28"/>
+        </w:rPr>
+        <w:t xml:space="preserve"> при виході.</w:t>
+      </w:r>
+    </w:p>
+    <w:p>
+      <w:pPr>
+        <w:pStyle w:val="a4"/>
+        <w:numPr>
+          <w:ilvl w:val="0"/>
+          <w:numId w:val="23"/>
+        </w:numPr>
+        <w:spacing w:line="360" w:lineRule="auto"/>
+        <w:jc w:val="both"/>
+        <w:rPr>
+          <w:sz w:val="28"/>
+          <w:szCs w:val="28"/>
+        </w:rPr>
+      </w:pPr>
+      <w:r>
+        <w:rPr>
+          <w:sz w:val="28"/>
+          <w:szCs w:val="28"/>
+        </w:rPr>
+        <w:t>Опан</w:t>
+      </w:r>
+      <w:r>
+        <w:rPr>
+          <w:sz w:val="28"/>
+          <w:szCs w:val="28"/>
+        </w:rPr>
+        <w:t>овано</w:t>
+      </w:r>
+      <w:r>
+        <w:rPr>
+          <w:sz w:val="28"/>
+          <w:szCs w:val="28"/>
+        </w:rPr>
+        <w:t xml:space="preserve"> функці</w:t>
+      </w:r>
+      <w:r>
+        <w:rPr>
+          <w:sz w:val="28"/>
+          <w:szCs w:val="28"/>
+        </w:rPr>
+        <w:t>ї</w:t>
+      </w:r>
+      <w:r>
+        <w:rPr>
+          <w:sz w:val="28"/>
+          <w:szCs w:val="28"/>
+        </w:rPr>
+        <w:t xml:space="preserve"> відкриття потоку </w:t>
+      </w:r>
+      <w:proofErr w:type="spellStart"/>
+      <w:r>
+        <w:rPr>
+          <w:sz w:val="28"/>
+          <w:szCs w:val="28"/>
+        </w:rPr>
+        <w:t>fstream</w:t>
+      </w:r>
+      <w:proofErr w:type="spellEnd"/>
+      <w:r>
+        <w:rPr>
+          <w:sz w:val="28"/>
+          <w:szCs w:val="28"/>
+        </w:rPr>
+        <w:t xml:space="preserve">. </w:t>
+      </w:r>
+    </w:p>
+    <w:p>
+      <w:pPr>
+        <w:pStyle w:val="a4"/>
+        <w:numPr>
+          <w:ilvl w:val="0"/>
+          <w:numId w:val="23"/>
+        </w:numPr>
+        <w:spacing w:line="360" w:lineRule="auto"/>
+        <w:jc w:val="both"/>
+        <w:rPr>
+          <w:sz w:val="28"/>
+          <w:szCs w:val="28"/>
+        </w:rPr>
+      </w:pPr>
+      <w:r>
+        <w:rPr>
+          <w:sz w:val="28"/>
+          <w:szCs w:val="28"/>
+        </w:rPr>
+        <w:t>Реаліз</w:t>
+      </w:r>
+      <w:r>
+        <w:rPr>
+          <w:sz w:val="28"/>
+          <w:szCs w:val="28"/>
+        </w:rPr>
+        <w:t>овано</w:t>
+      </w:r>
+      <w:r>
+        <w:rPr>
+          <w:sz w:val="28"/>
+          <w:szCs w:val="28"/>
+        </w:rPr>
+        <w:t xml:space="preserve"> запису даних у бінарний потік. </w:t>
+      </w:r>
+    </w:p>
+    <w:p>
+      <w:pPr>
+        <w:pStyle w:val="a4"/>
+        <w:numPr>
+          <w:ilvl w:val="0"/>
+          <w:numId w:val="23"/>
+        </w:numPr>
+        <w:spacing w:line="360" w:lineRule="auto"/>
+        <w:jc w:val="both"/>
+        <w:rPr>
+          <w:sz w:val="28"/>
+          <w:szCs w:val="28"/>
+        </w:rPr>
+      </w:pPr>
+      <w:r>
+        <w:rPr>
+          <w:sz w:val="28"/>
+          <w:szCs w:val="28"/>
+        </w:rPr>
+        <w:t>Реалізовано ч</w:t>
+      </w:r>
+      <w:r>
+        <w:rPr>
+          <w:sz w:val="28"/>
+          <w:szCs w:val="28"/>
+        </w:rPr>
+        <w:t xml:space="preserve">итання інформації з файлу безпосередньо у структуру. </w:t>
+      </w:r>
+    </w:p>
+    <w:p>
+      <w:pPr>
+        <w:pStyle w:val="a4"/>
+        <w:numPr>
+          <w:ilvl w:val="0"/>
+          <w:numId w:val="23"/>
+        </w:numPr>
+        <w:spacing w:line="360" w:lineRule="auto"/>
+        <w:jc w:val="both"/>
+        <w:rPr>
+          <w:sz w:val="28"/>
+          <w:szCs w:val="28"/>
+        </w:rPr>
+      </w:pPr>
+      <w:r>
+        <w:rPr>
+          <w:sz w:val="28"/>
+          <w:szCs w:val="28"/>
+        </w:rPr>
+        <w:t>Закріплено р</w:t>
+      </w:r>
+      <w:r>
+        <w:rPr>
+          <w:sz w:val="28"/>
+          <w:szCs w:val="28"/>
+        </w:rPr>
+        <w:t xml:space="preserve">озуміння різниці між бінарним та текстовим режимом з погляду обробки символів. </w:t>
+      </w:r>
+    </w:p>
+    <w:p>
+      <w:pPr>
+        <w:pStyle w:val="a4"/>
+        <w:numPr>
+          <w:ilvl w:val="0"/>
+          <w:numId w:val="23"/>
+        </w:numPr>
+        <w:spacing w:line="360" w:lineRule="auto"/>
+        <w:jc w:val="both"/>
+        <w:rPr>
+          <w:sz w:val="28"/>
+          <w:szCs w:val="28"/>
+        </w:rPr>
+      </w:pPr>
+      <w:r>
+        <w:rPr>
+          <w:sz w:val="28"/>
+          <w:szCs w:val="28"/>
+        </w:rPr>
+        <w:t>Застосовано</w:t>
+      </w:r>
+      <w:r>
+        <w:rPr>
+          <w:sz w:val="28"/>
+          <w:szCs w:val="28"/>
+        </w:rPr>
+        <w:t xml:space="preserve"> </w:t>
+      </w:r>
+      <w:r>
+        <w:rPr>
+          <w:sz w:val="28"/>
+          <w:szCs w:val="28"/>
+        </w:rPr>
+        <w:t>п</w:t>
+      </w:r>
+      <w:r>
+        <w:rPr>
+          <w:sz w:val="28"/>
+          <w:szCs w:val="28"/>
+        </w:rPr>
+        <w:t xml:space="preserve">рямий </w:t>
+      </w:r>
+      <w:proofErr w:type="spellStart"/>
+      <w:r>
+        <w:rPr>
+          <w:sz w:val="28"/>
+          <w:szCs w:val="28"/>
+        </w:rPr>
+        <w:t>байтовий</w:t>
+      </w:r>
+      <w:proofErr w:type="spellEnd"/>
+      <w:r>
+        <w:rPr>
+          <w:sz w:val="28"/>
+          <w:szCs w:val="28"/>
+        </w:rPr>
+        <w:t xml:space="preserve"> доступ у бінарних файлах. </w:t>
+      </w:r>
+    </w:p>
+    <w:p>
+      <w:pPr>
+        <w:pStyle w:val="a4"/>
+        <w:numPr>
+          <w:ilvl w:val="0"/>
+          <w:numId w:val="23"/>
+        </w:numPr>
+        <w:spacing w:line="360" w:lineRule="auto"/>
+        <w:jc w:val="both"/>
+        <w:rPr>
+          <w:sz w:val="28"/>
+          <w:szCs w:val="28"/>
+        </w:rPr>
+      </w:pPr>
+      <w:r>
+        <w:rPr>
+          <w:sz w:val="28"/>
+          <w:szCs w:val="28"/>
+        </w:rPr>
+        <w:lastRenderedPageBreak/>
+        <w:t>Реалізовано з</w:t>
+      </w:r>
+      <w:r>
+        <w:rPr>
+          <w:sz w:val="28"/>
+          <w:szCs w:val="28"/>
+        </w:rPr>
+        <w:t xml:space="preserve">береження лише інформаційних полів структури для забезпечення переносимості даних. </w:t>
+      </w:r>
+    </w:p>
+    <w:p>
+      <w:pPr>
+        <w:pStyle w:val="a4"/>
+        <w:numPr>
+          <w:ilvl w:val="0"/>
+          <w:numId w:val="23"/>
+        </w:numPr>
+        <w:spacing w:line="360" w:lineRule="auto"/>
+        <w:jc w:val="both"/>
+        <w:rPr>
+          <w:sz w:val="28"/>
+          <w:szCs w:val="28"/>
+        </w:rPr>
+      </w:pPr>
+      <w:r>
+        <w:rPr>
+          <w:sz w:val="28"/>
+          <w:szCs w:val="28"/>
+        </w:rPr>
+        <w:t>Використан</w:t>
+      </w:r>
+      <w:r>
+        <w:rPr>
+          <w:sz w:val="28"/>
+          <w:szCs w:val="28"/>
+        </w:rPr>
+        <w:t xml:space="preserve">о </w:t>
+      </w:r>
+      <w:r>
+        <w:rPr>
+          <w:sz w:val="28"/>
+          <w:szCs w:val="28"/>
+        </w:rPr>
+        <w:t>метод</w:t>
+      </w:r>
+      <w:r>
+        <w:rPr>
+          <w:sz w:val="28"/>
+          <w:szCs w:val="28"/>
+        </w:rPr>
+        <w:t>и</w:t>
+      </w:r>
+      <w:r>
+        <w:rPr>
+          <w:sz w:val="28"/>
+          <w:szCs w:val="28"/>
+        </w:rPr>
+        <w:t xml:space="preserve"> </w:t>
+      </w:r>
+      <w:proofErr w:type="spellStart"/>
+      <w:r>
+        <w:rPr>
+          <w:sz w:val="28"/>
+          <w:szCs w:val="28"/>
+        </w:rPr>
+        <w:t>read</w:t>
+      </w:r>
+      <w:proofErr w:type="spellEnd"/>
+      <w:r>
+        <w:rPr>
+          <w:sz w:val="28"/>
+          <w:szCs w:val="28"/>
+        </w:rPr>
+        <w:t xml:space="preserve">() та </w:t>
+      </w:r>
+      <w:proofErr w:type="spellStart"/>
+      <w:r>
+        <w:rPr>
+          <w:sz w:val="28"/>
+          <w:szCs w:val="28"/>
+        </w:rPr>
+        <w:t>write</w:t>
+      </w:r>
+      <w:proofErr w:type="spellEnd"/>
+      <w:r>
+        <w:rPr>
+          <w:sz w:val="28"/>
+          <w:szCs w:val="28"/>
+        </w:rPr>
+        <w:t xml:space="preserve">() для бінарних операцій. </w:t>
+      </w:r>
+    </w:p>
+    <w:p>
+      <w:pPr>
+        <w:pStyle w:val="a4"/>
+        <w:numPr>
+          <w:ilvl w:val="0"/>
+          <w:numId w:val="23"/>
+        </w:numPr>
+        <w:spacing w:line="360" w:lineRule="auto"/>
+        <w:jc w:val="both"/>
+        <w:rPr>
+          <w:sz w:val="28"/>
+          <w:szCs w:val="28"/>
+        </w:rPr>
+      </w:pPr>
+      <w:r>
+        <w:rPr>
+          <w:sz w:val="28"/>
+          <w:szCs w:val="28"/>
+        </w:rPr>
+        <w:t>Отримано навички р</w:t>
+      </w:r>
+      <w:r>
+        <w:rPr>
+          <w:sz w:val="28"/>
+          <w:szCs w:val="28"/>
+        </w:rPr>
+        <w:t xml:space="preserve">обота з об'єктами </w:t>
+      </w:r>
+      <w:proofErr w:type="spellStart"/>
+      <w:r>
+        <w:rPr>
+          <w:sz w:val="28"/>
+          <w:szCs w:val="28"/>
+        </w:rPr>
+        <w:t>fstream</w:t>
+      </w:r>
+      <w:proofErr w:type="spellEnd"/>
+      <w:r>
+        <w:rPr>
+          <w:sz w:val="28"/>
+          <w:szCs w:val="28"/>
+        </w:rPr>
+        <w:t xml:space="preserve"> для універсального доступу до файлів. </w:t>
+      </w:r>
+    </w:p>
+    <w:p>
+      <w:pPr>
+        <w:pStyle w:val="a4"/>
+        <w:numPr>
+          <w:ilvl w:val="0"/>
+          <w:numId w:val="23"/>
+        </w:numPr>
+        <w:spacing w:line="360" w:lineRule="auto"/>
+        <w:jc w:val="both"/>
+        <w:rPr>
+          <w:sz w:val="28"/>
+          <w:szCs w:val="28"/>
+        </w:rPr>
+      </w:pPr>
+      <w:r>
+        <w:rPr>
+          <w:sz w:val="28"/>
+          <w:szCs w:val="28"/>
+        </w:rPr>
+        <w:t>Перевір</w:t>
+      </w:r>
+      <w:r>
+        <w:rPr>
+          <w:sz w:val="28"/>
+          <w:szCs w:val="28"/>
+        </w:rPr>
+        <w:t>ено</w:t>
+      </w:r>
+      <w:r>
+        <w:rPr>
+          <w:sz w:val="28"/>
+          <w:szCs w:val="28"/>
+        </w:rPr>
+        <w:t xml:space="preserve"> стан</w:t>
+      </w:r>
+      <w:r>
+        <w:rPr>
+          <w:sz w:val="28"/>
+          <w:szCs w:val="28"/>
+        </w:rPr>
+        <w:t>и</w:t>
+      </w:r>
+      <w:r>
+        <w:rPr>
+          <w:sz w:val="28"/>
+          <w:szCs w:val="28"/>
+        </w:rPr>
+        <w:t xml:space="preserve"> файлових потоків на помилки читання. </w:t>
+      </w:r>
+    </w:p>
+    <w:p>
+      <w:pPr>
+        <w:pStyle w:val="a4"/>
+        <w:numPr>
+          <w:ilvl w:val="0"/>
+          <w:numId w:val="23"/>
+        </w:numPr>
+        <w:spacing w:line="360" w:lineRule="auto"/>
+        <w:jc w:val="both"/>
+        <w:rPr>
+          <w:sz w:val="28"/>
+          <w:szCs w:val="28"/>
+        </w:rPr>
+      </w:pPr>
+      <w:r>
+        <w:rPr>
+          <w:sz w:val="28"/>
+          <w:szCs w:val="28"/>
+        </w:rPr>
+        <w:t>Забезпече</w:t>
+      </w:r>
+      <w:r>
+        <w:rPr>
+          <w:sz w:val="28"/>
+          <w:szCs w:val="28"/>
+        </w:rPr>
+        <w:t>но</w:t>
+      </w:r>
+      <w:r>
+        <w:rPr>
+          <w:sz w:val="28"/>
+          <w:szCs w:val="28"/>
+        </w:rPr>
+        <w:t xml:space="preserve"> довготривал</w:t>
+      </w:r>
+      <w:r>
+        <w:rPr>
+          <w:sz w:val="28"/>
+          <w:szCs w:val="28"/>
+        </w:rPr>
+        <w:t>е</w:t>
+      </w:r>
+      <w:r>
+        <w:rPr>
+          <w:sz w:val="28"/>
+          <w:szCs w:val="28"/>
+        </w:rPr>
+        <w:t xml:space="preserve"> зберігання бази даних ПЗ у файлі. </w:t>
+      </w:r>
+    </w:p>
+    <w:p>
+      <w:pPr>
+        <w:pStyle w:val="a4"/>
+        <w:numPr>
+          <w:ilvl w:val="0"/>
+          <w:numId w:val="23"/>
+        </w:numPr>
+        <w:spacing w:line="360" w:lineRule="auto"/>
+        <w:jc w:val="both"/>
+        <w:rPr>
+          <w:sz w:val="28"/>
+          <w:szCs w:val="28"/>
+        </w:rPr>
+      </w:pPr>
+      <w:r>
+        <w:rPr>
+          <w:sz w:val="28"/>
+          <w:szCs w:val="28"/>
+        </w:rPr>
+        <w:t>Мінімі</w:t>
+      </w:r>
+      <w:r>
+        <w:rPr>
+          <w:sz w:val="28"/>
+          <w:szCs w:val="28"/>
+        </w:rPr>
+        <w:t>зовано</w:t>
+      </w:r>
+      <w:r>
+        <w:rPr>
+          <w:sz w:val="28"/>
+          <w:szCs w:val="28"/>
+        </w:rPr>
+        <w:t xml:space="preserve"> обсяг файлу за рахунок відсутності текстового форматування. </w:t>
+      </w:r>
+    </w:p>
+    <w:p>
+      <w:pPr>
+        <w:pStyle w:val="a4"/>
+        <w:numPr>
+          <w:ilvl w:val="0"/>
+          <w:numId w:val="23"/>
+        </w:numPr>
+        <w:spacing w:line="360" w:lineRule="auto"/>
+        <w:jc w:val="both"/>
+        <w:rPr>
+          <w:sz w:val="28"/>
+          <w:szCs w:val="28"/>
+        </w:rPr>
+      </w:pPr>
+      <w:r>
+        <w:rPr>
+          <w:sz w:val="28"/>
+          <w:szCs w:val="28"/>
+        </w:rPr>
+        <w:t>Отримано навички в</w:t>
+      </w:r>
+      <w:r>
+        <w:rPr>
+          <w:sz w:val="28"/>
+          <w:szCs w:val="28"/>
+        </w:rPr>
+        <w:t xml:space="preserve">ідновлення складних динамічних структур з бінарного образу. </w:t>
+      </w:r>
+    </w:p>
+    <w:p>
+      <w:pPr>
+        <w:pStyle w:val="a4"/>
+        <w:numPr>
+          <w:ilvl w:val="0"/>
+          <w:numId w:val="23"/>
+        </w:numPr>
+        <w:spacing w:line="360" w:lineRule="auto"/>
+        <w:jc w:val="both"/>
+        <w:rPr>
+          <w:sz w:val="28"/>
+          <w:szCs w:val="28"/>
+        </w:rPr>
+      </w:pPr>
+      <w:r>
+        <w:rPr>
+          <w:sz w:val="28"/>
+          <w:szCs w:val="28"/>
+        </w:rPr>
+        <w:t>Отримано навички а</w:t>
+      </w:r>
+      <w:r>
+        <w:rPr>
+          <w:sz w:val="28"/>
+          <w:szCs w:val="28"/>
+        </w:rPr>
+        <w:t>втоматизаці</w:t>
+      </w:r>
+      <w:r>
+        <w:rPr>
+          <w:sz w:val="28"/>
+          <w:szCs w:val="28"/>
+        </w:rPr>
+        <w:t>ї</w:t>
+      </w:r>
+      <w:r>
+        <w:rPr>
+          <w:sz w:val="28"/>
+          <w:szCs w:val="28"/>
+        </w:rPr>
+        <w:t xml:space="preserve"> процесів вводу-виводу при старті та завершенні програми. </w:t>
+      </w:r>
+    </w:p>
+    <w:p>
+      <w:pPr>
+        <w:pStyle w:val="a4"/>
+        <w:numPr>
+          <w:ilvl w:val="0"/>
+          <w:numId w:val="23"/>
+        </w:numPr>
+        <w:spacing w:line="360" w:lineRule="auto"/>
+        <w:jc w:val="both"/>
+        <w:rPr>
+          <w:sz w:val="28"/>
+          <w:szCs w:val="28"/>
+        </w:rPr>
+      </w:pPr>
+      <w:r>
+        <w:rPr>
+          <w:sz w:val="28"/>
+          <w:szCs w:val="28"/>
+        </w:rPr>
+        <w:t>Опан</w:t>
+      </w:r>
+      <w:r>
+        <w:rPr>
+          <w:sz w:val="28"/>
+          <w:szCs w:val="28"/>
+        </w:rPr>
+        <w:t>овано</w:t>
+      </w:r>
+      <w:r>
+        <w:rPr>
+          <w:sz w:val="28"/>
+          <w:szCs w:val="28"/>
+        </w:rPr>
+        <w:t xml:space="preserve"> методики роботи з бінарними файловими потоками С++. </w:t>
+      </w:r>
+    </w:p>
+    <w:p>
+      <w:pPr>
+        <w:pStyle w:val="a4"/>
+        <w:numPr>
+          <w:ilvl w:val="0"/>
+          <w:numId w:val="23"/>
+        </w:numPr>
+        <w:spacing w:line="360" w:lineRule="auto"/>
+        <w:jc w:val="both"/>
+        <w:rPr>
+          <w:sz w:val="28"/>
+          <w:szCs w:val="28"/>
+        </w:rPr>
+      </w:pPr>
+      <w:r>
+        <w:rPr>
+          <w:sz w:val="28"/>
+          <w:szCs w:val="28"/>
+        </w:rPr>
+        <w:t>Отримано навички с</w:t>
+      </w:r>
+      <w:r>
+        <w:rPr>
+          <w:sz w:val="28"/>
+          <w:szCs w:val="28"/>
+        </w:rPr>
+        <w:t>инхронізаці</w:t>
+      </w:r>
+      <w:r>
+        <w:rPr>
+          <w:sz w:val="28"/>
+          <w:szCs w:val="28"/>
+        </w:rPr>
+        <w:t>ї</w:t>
+      </w:r>
+      <w:r>
+        <w:rPr>
+          <w:sz w:val="28"/>
+          <w:szCs w:val="28"/>
+        </w:rPr>
+        <w:t xml:space="preserve"> даних між оперативною пам'яттю та зовнішнім носієм.</w:t>
+      </w:r>
+    </w:p>
+    <w:p>
+      <w:pPr>
+        <w:pStyle w:val="a4"/>
+        <w:numPr>
+          <w:ilvl w:val="0"/>
+          <w:numId w:val="23"/>
+        </w:numPr>
+        <w:spacing w:line="360" w:lineRule="auto"/>
+        <w:jc w:val="both"/>
+        <w:rPr>
+          <w:sz w:val="28"/>
+          <w:szCs w:val="28"/>
+        </w:rPr>
+      </w:pPr>
+      <w:r>
+        <w:rPr>
+          <w:sz w:val="28"/>
+          <w:szCs w:val="28"/>
+        </w:rPr>
+        <w:t xml:space="preserve">Закріплено навички </w:t>
+      </w:r>
+      <w:proofErr w:type="spellStart"/>
+      <w:r>
+        <w:rPr>
+          <w:sz w:val="28"/>
+          <w:szCs w:val="28"/>
+        </w:rPr>
+        <w:t>п</w:t>
+      </w:r>
+      <w:r>
+        <w:rPr>
+          <w:sz w:val="28"/>
+          <w:szCs w:val="28"/>
+        </w:rPr>
+        <w:t>роєктування</w:t>
+      </w:r>
+      <w:proofErr w:type="spellEnd"/>
+      <w:r>
+        <w:rPr>
+          <w:sz w:val="28"/>
+          <w:szCs w:val="28"/>
+        </w:rPr>
+        <w:t xml:space="preserve"> архітектури згідно з варіантом завдання. </w:t>
+      </w:r>
+    </w:p>
+    <w:p>
+      <w:pPr>
+        <w:pStyle w:val="a4"/>
+        <w:numPr>
+          <w:ilvl w:val="0"/>
+          <w:numId w:val="23"/>
+        </w:numPr>
+        <w:spacing w:line="360" w:lineRule="auto"/>
+        <w:jc w:val="both"/>
+        <w:rPr>
+          <w:sz w:val="28"/>
+          <w:szCs w:val="28"/>
+        </w:rPr>
+      </w:pPr>
+      <w:r>
+        <w:rPr>
+          <w:sz w:val="28"/>
+          <w:szCs w:val="28"/>
+        </w:rPr>
+        <w:t>Виконан</w:t>
+      </w:r>
+      <w:r>
+        <w:rPr>
+          <w:sz w:val="28"/>
+          <w:szCs w:val="28"/>
+        </w:rPr>
+        <w:t>о</w:t>
+      </w:r>
+      <w:r>
+        <w:rPr>
+          <w:sz w:val="28"/>
+          <w:szCs w:val="28"/>
+        </w:rPr>
+        <w:t xml:space="preserve"> детальн</w:t>
+      </w:r>
+      <w:r>
+        <w:rPr>
+          <w:sz w:val="28"/>
+          <w:szCs w:val="28"/>
+        </w:rPr>
+        <w:t>е</w:t>
+      </w:r>
+      <w:r>
+        <w:rPr>
+          <w:sz w:val="28"/>
+          <w:szCs w:val="28"/>
+        </w:rPr>
+        <w:t xml:space="preserve"> </w:t>
+      </w:r>
+      <w:proofErr w:type="spellStart"/>
+      <w:r>
+        <w:rPr>
+          <w:sz w:val="28"/>
+          <w:szCs w:val="28"/>
+        </w:rPr>
+        <w:t>проєктування</w:t>
+      </w:r>
+      <w:proofErr w:type="spellEnd"/>
+      <w:r>
+        <w:rPr>
+          <w:sz w:val="28"/>
+          <w:szCs w:val="28"/>
+        </w:rPr>
+        <w:t xml:space="preserve"> модулів. </w:t>
+      </w:r>
+    </w:p>
+    <w:p>
+      <w:pPr>
+        <w:pStyle w:val="a4"/>
+        <w:numPr>
+          <w:ilvl w:val="0"/>
+          <w:numId w:val="23"/>
+        </w:numPr>
+        <w:spacing w:line="360" w:lineRule="auto"/>
+        <w:jc w:val="both"/>
+        <w:rPr>
+          <w:sz w:val="28"/>
+          <w:szCs w:val="28"/>
+        </w:rPr>
+      </w:pPr>
+      <w:r>
+        <w:rPr>
+          <w:sz w:val="28"/>
+          <w:szCs w:val="28"/>
+        </w:rPr>
+        <w:t>Ск</w:t>
+      </w:r>
+      <w:r>
+        <w:rPr>
+          <w:sz w:val="28"/>
+          <w:szCs w:val="28"/>
+        </w:rPr>
+        <w:t>онстру</w:t>
+      </w:r>
+      <w:r>
+        <w:rPr>
+          <w:sz w:val="28"/>
+          <w:szCs w:val="28"/>
+        </w:rPr>
+        <w:t>йовано</w:t>
+      </w:r>
+      <w:r>
+        <w:rPr>
+          <w:sz w:val="28"/>
+          <w:szCs w:val="28"/>
+        </w:rPr>
+        <w:t xml:space="preserve"> програмн</w:t>
+      </w:r>
+      <w:r>
+        <w:rPr>
+          <w:sz w:val="28"/>
+          <w:szCs w:val="28"/>
+        </w:rPr>
+        <w:t>ий</w:t>
+      </w:r>
+      <w:r>
+        <w:rPr>
+          <w:sz w:val="28"/>
+          <w:szCs w:val="28"/>
+        </w:rPr>
+        <w:t xml:space="preserve"> код за затвердженим планом. </w:t>
+      </w:r>
+    </w:p>
+    <w:p>
+      <w:pPr>
+        <w:pStyle w:val="a4"/>
+        <w:numPr>
+          <w:ilvl w:val="0"/>
+          <w:numId w:val="23"/>
+        </w:numPr>
+        <w:spacing w:line="360" w:lineRule="auto"/>
+        <w:jc w:val="both"/>
+        <w:rPr>
+          <w:sz w:val="28"/>
+          <w:szCs w:val="28"/>
+        </w:rPr>
+      </w:pPr>
+      <w:r>
+        <w:rPr>
+          <w:sz w:val="28"/>
+          <w:szCs w:val="28"/>
+        </w:rPr>
+        <w:t>Проведено т</w:t>
+      </w:r>
+      <w:r>
+        <w:rPr>
+          <w:sz w:val="28"/>
+          <w:szCs w:val="28"/>
+        </w:rPr>
+        <w:t xml:space="preserve">естування артефактів розробки. </w:t>
+      </w:r>
+    </w:p>
+    <w:p>
+      <w:pPr>
+        <w:pStyle w:val="a4"/>
+        <w:numPr>
+          <w:ilvl w:val="0"/>
+          <w:numId w:val="23"/>
+        </w:numPr>
+        <w:spacing w:line="360" w:lineRule="auto"/>
+        <w:jc w:val="both"/>
+        <w:rPr>
+          <w:sz w:val="28"/>
+          <w:szCs w:val="28"/>
+        </w:rPr>
+      </w:pPr>
+      <w:r>
+        <w:rPr>
+          <w:sz w:val="28"/>
+          <w:szCs w:val="28"/>
+        </w:rPr>
+        <w:t>Використан</w:t>
+      </w:r>
+      <w:r>
+        <w:rPr>
+          <w:sz w:val="28"/>
+          <w:szCs w:val="28"/>
+        </w:rPr>
+        <w:t>о</w:t>
+      </w:r>
+      <w:r>
+        <w:rPr>
+          <w:sz w:val="28"/>
+          <w:szCs w:val="28"/>
+        </w:rPr>
+        <w:t xml:space="preserve"> шаблон </w:t>
+      </w:r>
+      <w:proofErr w:type="spellStart"/>
+      <w:r>
+        <w:rPr>
+          <w:sz w:val="28"/>
+          <w:szCs w:val="28"/>
+        </w:rPr>
+        <w:t>Artifact_TEST_SUITE</w:t>
+      </w:r>
+      <w:proofErr w:type="spellEnd"/>
+      <w:r>
+        <w:rPr>
+          <w:sz w:val="28"/>
+          <w:szCs w:val="28"/>
+        </w:rPr>
+        <w:t xml:space="preserve"> для перевірки функцій. </w:t>
+      </w:r>
+    </w:p>
+    <w:p>
+      <w:pPr>
+        <w:pStyle w:val="a4"/>
+        <w:numPr>
+          <w:ilvl w:val="0"/>
+          <w:numId w:val="23"/>
+        </w:numPr>
+        <w:spacing w:line="360" w:lineRule="auto"/>
+        <w:jc w:val="both"/>
+        <w:rPr>
+          <w:sz w:val="28"/>
+          <w:szCs w:val="28"/>
+        </w:rPr>
+      </w:pPr>
+      <w:r>
+        <w:rPr>
+          <w:sz w:val="28"/>
+          <w:szCs w:val="28"/>
+        </w:rPr>
+        <w:t>Проа</w:t>
+      </w:r>
+      <w:r>
+        <w:rPr>
+          <w:sz w:val="28"/>
+          <w:szCs w:val="28"/>
+        </w:rPr>
+        <w:t>наліз</w:t>
+      </w:r>
+      <w:r>
+        <w:rPr>
+          <w:sz w:val="28"/>
+          <w:szCs w:val="28"/>
+        </w:rPr>
+        <w:t>овано</w:t>
+      </w:r>
+      <w:r>
+        <w:rPr>
+          <w:sz w:val="28"/>
+          <w:szCs w:val="28"/>
+        </w:rPr>
+        <w:t xml:space="preserve"> отриман</w:t>
+      </w:r>
+      <w:r>
+        <w:rPr>
+          <w:sz w:val="28"/>
+          <w:szCs w:val="28"/>
+        </w:rPr>
+        <w:t>і</w:t>
+      </w:r>
+      <w:r>
+        <w:rPr>
+          <w:sz w:val="28"/>
+          <w:szCs w:val="28"/>
+        </w:rPr>
+        <w:t xml:space="preserve"> результат</w:t>
+      </w:r>
+      <w:r>
+        <w:rPr>
+          <w:sz w:val="28"/>
+          <w:szCs w:val="28"/>
+        </w:rPr>
+        <w:t>и</w:t>
+      </w:r>
+      <w:r>
+        <w:rPr>
+          <w:sz w:val="28"/>
+          <w:szCs w:val="28"/>
+        </w:rPr>
+        <w:t xml:space="preserve">. </w:t>
+      </w:r>
+    </w:p>
+    <w:p>
+      <w:pPr>
+        <w:pStyle w:val="a4"/>
+        <w:numPr>
+          <w:ilvl w:val="0"/>
+          <w:numId w:val="23"/>
+        </w:numPr>
+        <w:spacing w:line="360" w:lineRule="auto"/>
+        <w:jc w:val="both"/>
+        <w:rPr>
+          <w:sz w:val="28"/>
+          <w:szCs w:val="28"/>
+        </w:rPr>
+      </w:pPr>
+      <w:r>
+        <w:rPr>
+          <w:sz w:val="28"/>
+          <w:szCs w:val="28"/>
+        </w:rPr>
+        <w:t>Практично закріплено важливість тестування програмних модулів.</w:t>
+      </w:r>
+    </w:p>
+    <w:p>
+      <w:pPr>
+        <w:pStyle w:val="a4"/>
+        <w:numPr>
+          <w:ilvl w:val="0"/>
+          <w:numId w:val="23"/>
+        </w:numPr>
+        <w:spacing w:line="360" w:lineRule="auto"/>
+        <w:jc w:val="both"/>
+        <w:rPr>
+          <w:sz w:val="28"/>
+          <w:szCs w:val="28"/>
+        </w:rPr>
+      </w:pPr>
+      <w:r>
+        <w:rPr>
+          <w:sz w:val="28"/>
+          <w:szCs w:val="28"/>
+        </w:rPr>
+        <w:t>Практично закріплено важливість тестування розробленого ПЗ.</w:t>
+      </w:r>
+    </w:p>
+    <w:p>
+      <w:pPr>
+        <w:pStyle w:val="a4"/>
+        <w:numPr>
+          <w:ilvl w:val="0"/>
+          <w:numId w:val="23"/>
+        </w:numPr>
+        <w:spacing w:line="360" w:lineRule="auto"/>
+        <w:jc w:val="both"/>
+        <w:rPr>
+          <w:sz w:val="28"/>
+          <w:szCs w:val="28"/>
+        </w:rPr>
+      </w:pPr>
+      <w:r>
+        <w:rPr>
+          <w:sz w:val="28"/>
+          <w:szCs w:val="28"/>
+        </w:rPr>
+        <w:t>Закріплено навички аналізу результатів тестування.</w:t>
+      </w:r>
+    </w:p>
+    <w:p>
+      <w:pPr>
+        <w:pStyle w:val="a4"/>
+        <w:numPr>
+          <w:ilvl w:val="0"/>
+          <w:numId w:val="23"/>
+        </w:numPr>
+        <w:spacing w:line="360" w:lineRule="auto"/>
+        <w:jc w:val="both"/>
+        <w:rPr>
+          <w:sz w:val="28"/>
+          <w:szCs w:val="28"/>
+        </w:rPr>
+      </w:pPr>
+      <w:r>
+        <w:rPr>
+          <w:sz w:val="28"/>
+          <w:szCs w:val="28"/>
+        </w:rPr>
+        <w:t xml:space="preserve"> Закріплено</w:t>
+      </w:r>
+      <w:r>
+        <w:rPr>
+          <w:sz w:val="28"/>
+          <w:szCs w:val="28"/>
+        </w:rPr>
+        <w:t xml:space="preserve"> досвід створення заголовкових файлів та їх підключення до програмних проектів, що забезпечує модульність і структурованість коду.</w:t>
+      </w:r>
+    </w:p>
+    <w:p>
+      <w:pPr>
+        <w:pStyle w:val="a4"/>
+        <w:numPr>
+          <w:ilvl w:val="0"/>
+          <w:numId w:val="23"/>
+        </w:numPr>
+        <w:spacing w:line="360" w:lineRule="auto"/>
+        <w:jc w:val="both"/>
+        <w:rPr>
+          <w:sz w:val="28"/>
+          <w:szCs w:val="28"/>
+        </w:rPr>
+      </w:pPr>
+      <w:r>
+        <w:rPr>
+          <w:sz w:val="28"/>
+          <w:szCs w:val="28"/>
+        </w:rPr>
+        <w:t xml:space="preserve"> </w:t>
+      </w:r>
+      <w:r>
+        <w:rPr>
+          <w:sz w:val="28"/>
+          <w:szCs w:val="28"/>
+        </w:rPr>
+        <w:t>Забезпечен</w:t>
+      </w:r>
+      <w:r>
+        <w:rPr>
+          <w:sz w:val="28"/>
+          <w:szCs w:val="28"/>
+        </w:rPr>
+        <w:t>о</w:t>
+      </w:r>
+      <w:r>
+        <w:rPr>
+          <w:sz w:val="28"/>
+          <w:szCs w:val="28"/>
+        </w:rPr>
+        <w:t xml:space="preserve"> модульності ПЗ</w:t>
+      </w:r>
+      <w:r>
+        <w:rPr>
+          <w:sz w:val="28"/>
+          <w:szCs w:val="28"/>
+        </w:rPr>
+        <w:t>.</w:t>
+      </w:r>
+    </w:p>
+    <w:p>
+      <w:pPr>
+        <w:pStyle w:val="a4"/>
+        <w:numPr>
+          <w:ilvl w:val="0"/>
+          <w:numId w:val="23"/>
+        </w:numPr>
+        <w:spacing w:line="360" w:lineRule="auto"/>
+        <w:jc w:val="both"/>
+        <w:rPr>
+          <w:sz w:val="28"/>
+          <w:szCs w:val="28"/>
+        </w:rPr>
+      </w:pPr>
+      <w:r>
+        <w:rPr>
+          <w:sz w:val="28"/>
+          <w:szCs w:val="28"/>
+        </w:rPr>
+        <w:t xml:space="preserve">Особисто </w:t>
+      </w:r>
+      <w:proofErr w:type="spellStart"/>
+      <w:r>
+        <w:rPr>
+          <w:sz w:val="28"/>
+          <w:szCs w:val="28"/>
+        </w:rPr>
+        <w:t>відчулася</w:t>
+      </w:r>
+      <w:proofErr w:type="spellEnd"/>
+      <w:r>
+        <w:rPr>
+          <w:sz w:val="28"/>
+          <w:szCs w:val="28"/>
+        </w:rPr>
+        <w:t xml:space="preserve"> користь від командної роботи, оскільки поділ великої задачі на окремі модулі (</w:t>
+      </w:r>
+      <w:proofErr w:type="spellStart"/>
+      <w:r>
+        <w:rPr>
+          <w:sz w:val="28"/>
+          <w:szCs w:val="28"/>
+        </w:rPr>
+        <w:t>module_Sokolov</w:t>
+      </w:r>
+      <w:proofErr w:type="spellEnd"/>
+      <w:r>
+        <w:rPr>
+          <w:sz w:val="28"/>
+          <w:szCs w:val="28"/>
+        </w:rPr>
+        <w:t xml:space="preserve">, </w:t>
+      </w:r>
+      <w:proofErr w:type="spellStart"/>
+      <w:r>
+        <w:rPr>
+          <w:sz w:val="28"/>
+          <w:szCs w:val="28"/>
+        </w:rPr>
+        <w:t>ModuleKasian</w:t>
+      </w:r>
+      <w:proofErr w:type="spellEnd"/>
+      <w:r>
+        <w:rPr>
+          <w:sz w:val="28"/>
+          <w:szCs w:val="28"/>
+        </w:rPr>
+        <w:t xml:space="preserve">, </w:t>
+      </w:r>
+      <w:proofErr w:type="spellStart"/>
+      <w:r>
+        <w:rPr>
+          <w:sz w:val="28"/>
+          <w:szCs w:val="28"/>
+        </w:rPr>
+        <w:t>ModulesKarabash</w:t>
+      </w:r>
+      <w:proofErr w:type="spellEnd"/>
+      <w:r>
+        <w:rPr>
+          <w:sz w:val="28"/>
+          <w:szCs w:val="28"/>
+        </w:rPr>
+        <w:t xml:space="preserve">) дозволив зосередитися на якості конкретних функцій, не втрачаючи цілісності </w:t>
+      </w:r>
+      <w:proofErr w:type="spellStart"/>
+      <w:r>
+        <w:rPr>
+          <w:sz w:val="28"/>
+          <w:szCs w:val="28"/>
+        </w:rPr>
+        <w:t>проєкту</w:t>
+      </w:r>
+      <w:proofErr w:type="spellEnd"/>
+      <w:r>
+        <w:rPr>
+          <w:sz w:val="28"/>
+          <w:szCs w:val="28"/>
+        </w:rPr>
+        <w:t>.</w:t>
+      </w:r>
+    </w:p>
+    <w:p>
+      <w:pPr>
+        <w:pStyle w:val="a4"/>
+        <w:numPr>
+          <w:ilvl w:val="0"/>
+          <w:numId w:val="23"/>
+        </w:numPr>
+        <w:spacing w:line="360" w:lineRule="auto"/>
+        <w:jc w:val="both"/>
+        <w:rPr>
+          <w:sz w:val="28"/>
+          <w:szCs w:val="28"/>
+        </w:rPr>
+      </w:pPr>
+      <w:r>
+        <w:rPr>
+          <w:sz w:val="28"/>
+          <w:szCs w:val="28"/>
+        </w:rPr>
+        <w:lastRenderedPageBreak/>
+        <w:t xml:space="preserve"> </w:t>
+      </w:r>
+      <w:r>
+        <w:rPr>
+          <w:sz w:val="28"/>
+          <w:szCs w:val="28"/>
+        </w:rPr>
+        <w:t>Набуто практичної впевненості у роботі з вказівниками</w:t>
+      </w:r>
+      <w:r>
+        <w:rPr>
+          <w:sz w:val="28"/>
+          <w:szCs w:val="28"/>
+        </w:rPr>
+        <w:t>.</w:t>
+      </w:r>
+    </w:p>
+    <w:p>
+      <w:pPr>
+        <w:pStyle w:val="a4"/>
+        <w:numPr>
+          <w:ilvl w:val="0"/>
+          <w:numId w:val="23"/>
+        </w:numPr>
+        <w:spacing w:line="360" w:lineRule="auto"/>
+        <w:jc w:val="both"/>
+        <w:rPr>
+          <w:sz w:val="28"/>
+          <w:szCs w:val="28"/>
+        </w:rPr>
+      </w:pPr>
+      <w:r>
+        <w:rPr>
+          <w:sz w:val="28"/>
+          <w:szCs w:val="28"/>
+        </w:rPr>
+        <w:t xml:space="preserve"> </w:t>
+      </w:r>
+      <w:r>
+        <w:rPr>
+          <w:sz w:val="28"/>
+          <w:szCs w:val="28"/>
+        </w:rPr>
+        <w:t xml:space="preserve">Особисто оцінено переваги модульного тестування, коли перевірка окремої функції (наприклад, пошуку за номером) у своєму модулі дозволила уникнути помилок при фінальному збиранні всього </w:t>
+      </w:r>
+      <w:proofErr w:type="spellStart"/>
+      <w:r>
+        <w:rPr>
+          <w:sz w:val="28"/>
+          <w:szCs w:val="28"/>
+        </w:rPr>
+        <w:t>проєкту</w:t>
+      </w:r>
+      <w:proofErr w:type="spellEnd"/>
+      <w:r>
+        <w:rPr>
+          <w:sz w:val="28"/>
+          <w:szCs w:val="28"/>
+        </w:rPr>
+        <w:t>.</w:t>
+      </w:r>
+    </w:p>
+    <w:p>
+      <w:pPr>
+        <w:pStyle w:val="a4"/>
+        <w:numPr>
+          <w:ilvl w:val="0"/>
+          <w:numId w:val="23"/>
+        </w:numPr>
+        <w:spacing w:line="360" w:lineRule="auto"/>
+        <w:jc w:val="both"/>
+        <w:rPr>
+          <w:sz w:val="28"/>
+          <w:szCs w:val="28"/>
+        </w:rPr>
+      </w:pPr>
+      <w:r>
+        <w:rPr>
+          <w:sz w:val="28"/>
+          <w:szCs w:val="28"/>
+        </w:rPr>
+        <w:t xml:space="preserve"> </w:t>
+      </w:r>
+      <w:r>
+        <w:rPr>
+          <w:sz w:val="28"/>
+          <w:szCs w:val="28"/>
+        </w:rPr>
+        <w:t>На власному досвіді зрозуміло важливість стандарту ISO/IEC 12207, оскільки дотримання чітких етапів розробки (від планування до комплексування) допомогло організувати робочий процес без хаосу та зайвих переробок.</w:t>
+      </w:r>
+    </w:p>
+    <w:p>
+      <w:pPr>
+        <w:pStyle w:val="a4"/>
+        <w:numPr>
+          <w:ilvl w:val="0"/>
+          <w:numId w:val="23"/>
+        </w:numPr>
+        <w:spacing w:line="360" w:lineRule="auto"/>
+        <w:jc w:val="both"/>
+        <w:rPr>
+          <w:sz w:val="28"/>
+          <w:szCs w:val="28"/>
+        </w:rPr>
+      </w:pPr>
+      <w:r>
+        <w:rPr>
+          <w:sz w:val="28"/>
+          <w:szCs w:val="28"/>
+        </w:rPr>
+        <w:t xml:space="preserve"> </w:t>
+      </w:r>
+      <w:r>
+        <w:rPr>
+          <w:sz w:val="28"/>
+          <w:szCs w:val="28"/>
+        </w:rPr>
+        <w:t xml:space="preserve">Отримано цінний досвід вирішення конфліктів компіляції, зокрема при підключенні заголовкових файлів у </w:t>
+      </w:r>
+      <w:proofErr w:type="spellStart"/>
+      <w:r>
+        <w:rPr>
+          <w:sz w:val="28"/>
+          <w:szCs w:val="28"/>
+        </w:rPr>
+        <w:t>Code</w:t>
+      </w:r>
+      <w:proofErr w:type="spellEnd"/>
+      <w:r>
+        <w:rPr>
+          <w:sz w:val="28"/>
+          <w:szCs w:val="28"/>
+        </w:rPr>
+        <w:t>::</w:t>
+      </w:r>
+      <w:proofErr w:type="spellStart"/>
+      <w:r>
+        <w:rPr>
+          <w:sz w:val="28"/>
+          <w:szCs w:val="28"/>
+        </w:rPr>
+        <w:t>Blocks</w:t>
+      </w:r>
+      <w:proofErr w:type="spellEnd"/>
+      <w:r>
+        <w:rPr>
+          <w:sz w:val="28"/>
+          <w:szCs w:val="28"/>
+        </w:rPr>
+        <w:t xml:space="preserve">, що навчило правильно вибудовувати ієрархію </w:t>
+      </w:r>
+      <w:proofErr w:type="spellStart"/>
+      <w:r>
+        <w:rPr>
+          <w:sz w:val="28"/>
+          <w:szCs w:val="28"/>
+        </w:rPr>
+        <w:t>залежностей</w:t>
+      </w:r>
+      <w:proofErr w:type="spellEnd"/>
+      <w:r>
+        <w:rPr>
+          <w:sz w:val="28"/>
+          <w:szCs w:val="28"/>
+        </w:rPr>
+        <w:t xml:space="preserve"> у коді.</w:t>
+      </w:r>
+    </w:p>
+    <w:p>
+      <w:pPr>
+        <w:pStyle w:val="a4"/>
+        <w:numPr>
+          <w:ilvl w:val="0"/>
+          <w:numId w:val="23"/>
+        </w:numPr>
+        <w:spacing w:line="360" w:lineRule="auto"/>
+        <w:jc w:val="both"/>
+        <w:rPr>
+          <w:sz w:val="28"/>
+          <w:szCs w:val="28"/>
+        </w:rPr>
+      </w:pPr>
+      <w:r>
+        <w:rPr>
+          <w:sz w:val="28"/>
+          <w:szCs w:val="28"/>
+        </w:rPr>
+        <w:t xml:space="preserve"> </w:t>
+      </w:r>
+      <w:r>
+        <w:rPr>
+          <w:sz w:val="28"/>
+          <w:szCs w:val="28"/>
+        </w:rPr>
+        <w:t>Особисто відчуто професійне зростання, адже перехід від простих задач до реалізації повноцінного консольного додатка з динамічними структурами та збереженням даних наблизив мої навички до реальних вимог IT-індустрії.</w:t>
+      </w:r>
+    </w:p>
+    <w:p>
+      <w:pPr>
+        <w:pStyle w:val="a4"/>
+        <w:numPr>
+          <w:ilvl w:val="0"/>
+          <w:numId w:val="23"/>
+        </w:numPr>
+        <w:spacing w:line="360" w:lineRule="auto"/>
+        <w:jc w:val="both"/>
+        <w:rPr>
+          <w:sz w:val="28"/>
+          <w:szCs w:val="28"/>
+        </w:rPr>
+      </w:pPr>
+      <w:r>
+        <w:rPr>
+          <w:sz w:val="28"/>
+          <w:szCs w:val="28"/>
+        </w:rPr>
+        <w:t xml:space="preserve"> </w:t>
+      </w:r>
+      <w:r>
+        <w:rPr>
+          <w:sz w:val="28"/>
+          <w:szCs w:val="28"/>
+        </w:rPr>
+        <w:t>Підтвердження мети роботи: Через успішну реалізацію ПЗ доведено досягнення мети роботи щодо формування стійких навичок оброблення динамічних структур даних та створення складних програмних продуктів у складі команди.</w:t>
+      </w:r>
+    </w:p>
+    <w:p>
+      <w:pPr>
+        <w:pStyle w:val="a4"/>
+        <w:numPr>
+          <w:ilvl w:val="0"/>
+          <w:numId w:val="23"/>
+        </w:numPr>
+        <w:spacing w:line="360" w:lineRule="auto"/>
+        <w:jc w:val="both"/>
+        <w:rPr>
+          <w:sz w:val="28"/>
+          <w:szCs w:val="28"/>
+        </w:rPr>
+      </w:pPr>
+      <w:r>
+        <w:rPr>
+          <w:sz w:val="28"/>
+          <w:szCs w:val="28"/>
+        </w:rPr>
+        <w:t xml:space="preserve"> Закріплено навички</w:t>
+      </w:r>
+      <w:r>
+        <w:rPr>
+          <w:sz w:val="28"/>
+          <w:szCs w:val="28"/>
+        </w:rPr>
+        <w:t xml:space="preserve"> робот</w:t>
+      </w:r>
+      <w:r>
+        <w:rPr>
+          <w:sz w:val="28"/>
+          <w:szCs w:val="28"/>
+        </w:rPr>
+        <w:t>и</w:t>
+      </w:r>
+      <w:r>
+        <w:rPr>
+          <w:sz w:val="28"/>
+          <w:szCs w:val="28"/>
+        </w:rPr>
+        <w:t xml:space="preserve"> в середовищі </w:t>
+      </w:r>
+      <w:proofErr w:type="spellStart"/>
+      <w:r>
+        <w:rPr>
+          <w:sz w:val="28"/>
+          <w:szCs w:val="28"/>
+        </w:rPr>
+        <w:t>Code</w:t>
+      </w:r>
+      <w:proofErr w:type="spellEnd"/>
+      <w:r>
+        <w:rPr>
+          <w:sz w:val="28"/>
+          <w:szCs w:val="28"/>
+        </w:rPr>
+        <w:t>::</w:t>
+      </w:r>
+      <w:proofErr w:type="spellStart"/>
+      <w:r>
+        <w:rPr>
+          <w:sz w:val="28"/>
+          <w:szCs w:val="28"/>
+        </w:rPr>
+        <w:t>Blocks</w:t>
+      </w:r>
+      <w:proofErr w:type="spellEnd"/>
+      <w:r>
+        <w:rPr>
+          <w:sz w:val="28"/>
+          <w:szCs w:val="28"/>
+        </w:rPr>
+        <w:t xml:space="preserve"> та взаємоді</w:t>
+      </w:r>
+      <w:r>
+        <w:rPr>
+          <w:sz w:val="28"/>
+          <w:szCs w:val="28"/>
+        </w:rPr>
+        <w:t>ї</w:t>
+      </w:r>
+      <w:r>
+        <w:rPr>
+          <w:sz w:val="28"/>
+          <w:szCs w:val="28"/>
+        </w:rPr>
+        <w:t xml:space="preserve"> з системою контролю версій </w:t>
+      </w:r>
+      <w:proofErr w:type="spellStart"/>
+      <w:r>
+        <w:rPr>
+          <w:sz w:val="28"/>
+          <w:szCs w:val="28"/>
+        </w:rPr>
+        <w:t>Git</w:t>
+      </w:r>
+      <w:proofErr w:type="spellEnd"/>
+      <w:r>
+        <w:rPr>
+          <w:sz w:val="28"/>
+          <w:szCs w:val="28"/>
+        </w:rPr>
+        <w:t xml:space="preserve"> для спільного збору артефактів </w:t>
+      </w:r>
+      <w:proofErr w:type="spellStart"/>
+      <w:r>
+        <w:rPr>
+          <w:sz w:val="28"/>
+          <w:szCs w:val="28"/>
+        </w:rPr>
+        <w:t>проєкту</w:t>
+      </w:r>
+      <w:proofErr w:type="spellEnd"/>
+      <w:r>
+        <w:rPr>
+          <w:sz w:val="28"/>
+          <w:szCs w:val="28"/>
+        </w:rPr>
+        <w:t>.</w:t>
+      </w:r>
+    </w:p>
+    <w:p>
+      <w:pPr>
+        <w:pStyle w:val="a4"/>
+        <w:numPr>
+          <w:ilvl w:val="0"/>
+          <w:numId w:val="23"/>
+        </w:numPr>
+        <w:spacing w:line="360" w:lineRule="auto"/>
+        <w:jc w:val="both"/>
+        <w:rPr>
+          <w:sz w:val="28"/>
+          <w:szCs w:val="28"/>
+        </w:rPr>
+      </w:pPr>
+      <w:r>
+        <w:rPr>
+          <w:sz w:val="28"/>
+          <w:szCs w:val="28"/>
+        </w:rPr>
+        <w:t xml:space="preserve"> </w:t>
+      </w:r>
+      <w:r>
+        <w:rPr>
+          <w:sz w:val="28"/>
+          <w:szCs w:val="28"/>
+        </w:rPr>
+        <w:t>Створен</w:t>
+      </w:r>
+      <w:r>
+        <w:rPr>
+          <w:sz w:val="28"/>
+          <w:szCs w:val="28"/>
+        </w:rPr>
+        <w:t>о</w:t>
+      </w:r>
+      <w:r>
+        <w:rPr>
+          <w:sz w:val="28"/>
+          <w:szCs w:val="28"/>
+        </w:rPr>
+        <w:t xml:space="preserve"> єдин</w:t>
+      </w:r>
+      <w:r>
+        <w:rPr>
+          <w:sz w:val="28"/>
+          <w:szCs w:val="28"/>
+        </w:rPr>
+        <w:t>ий</w:t>
+      </w:r>
+      <w:r>
+        <w:rPr>
+          <w:sz w:val="28"/>
+          <w:szCs w:val="28"/>
+        </w:rPr>
+        <w:t xml:space="preserve"> заголовков</w:t>
+      </w:r>
+      <w:r>
+        <w:rPr>
+          <w:sz w:val="28"/>
+          <w:szCs w:val="28"/>
+        </w:rPr>
+        <w:t xml:space="preserve">ий </w:t>
+      </w:r>
+      <w:r>
+        <w:rPr>
+          <w:sz w:val="28"/>
+          <w:szCs w:val="28"/>
+        </w:rPr>
+        <w:t>файлу struct_type_project_1.h дозволило узгодити типи даних між усіма розробленими функціями різних учасників команди.</w:t>
+      </w:r>
+    </w:p>
+    <w:p>
+      <w:pPr>
+        <w:spacing w:line="360" w:lineRule="auto"/>
+        <w:jc w:val="both"/>
+        <w:rPr>
+          <w:sz w:val="28"/>
+          <w:szCs w:val="28"/>
+        </w:rPr>
+      </w:pPr>
+    </w:p>
+    <w:p>
+      <w:pPr>
+        <w:spacing w:line="360" w:lineRule="auto"/>
+        <w:jc w:val="both"/>
+        <w:rPr>
+          <w:sz w:val="28"/>
+          <w:szCs w:val="28"/>
+        </w:rPr>
+      </w:pPr>
+    </w:p>
+    <w:p>
+      <w:pPr>
+        <w:spacing w:line="360" w:lineRule="auto"/>
+        <w:jc w:val="both"/>
+        <w:rPr>
+          <w:sz w:val="28"/>
+          <w:szCs w:val="28"/>
+        </w:rPr>
+      </w:pPr>
+    </w:p>
+    <w:p>
+      <w:pPr>
+        <w:spacing w:line="360" w:lineRule="auto"/>
+        <w:jc w:val="both"/>
+        <w:rPr>
+          <w:sz w:val="28"/>
+          <w:szCs w:val="28"/>
+        </w:rPr>
+      </w:pPr>
+    </w:p>
+    <w:p>
+      <w:pPr>
+        <w:spacing w:line="360" w:lineRule="auto"/>
+        <w:jc w:val="both"/>
+        <w:rPr>
+          <w:sz w:val="28"/>
+          <w:szCs w:val="28"/>
+        </w:rPr>
+      </w:pPr>
+    </w:p>
+    <w:p>
+      <w:pPr>
+        <w:spacing w:line="360" w:lineRule="auto"/>
+        <w:jc w:val="both"/>
+        <w:rPr>
+          <w:sz w:val="28"/>
+          <w:szCs w:val="28"/>
+        </w:rPr>
+      </w:pPr>
+    </w:p>
+    <w:p>
+      <w:pPr>
+        <w:spacing w:line="360" w:lineRule="auto"/>
+        <w:jc w:val="both"/>
+        <w:rPr>
+          <w:sz w:val="28"/>
+          <w:szCs w:val="28"/>
+        </w:rPr>
+      </w:pPr>
+    </w:p>
+    <w:p>
+      <w:pPr>
+        <w:spacing w:line="360" w:lineRule="auto"/>
+        <w:jc w:val="both"/>
+        <w:rPr>
+          <w:sz w:val="28"/>
+          <w:szCs w:val="28"/>
+        </w:rPr>
+      </w:pPr>
+    </w:p>
+    <w:p>
+      <w:pPr>
+        <w:spacing w:line="360" w:lineRule="auto"/>
+        <w:jc w:val="center"/>
+        <w:rPr>
+          <w:b/>
+          <w:bCs/>
+          <w:sz w:val="28"/>
+          <w:szCs w:val="28"/>
+        </w:rPr>
+      </w:pPr>
+      <w:r>
+        <w:rPr>
+          <w:b/>
+          <w:bCs/>
+          <w:sz w:val="28"/>
+          <w:szCs w:val="28"/>
+        </w:rPr>
+        <w:lastRenderedPageBreak/>
+        <w:t>ВІДПОВІДІ НА КОНТРОЛЬНІ ЗАПИТАННЯ</w:t>
+      </w:r>
+    </w:p>
+    <w:p>
+      <w:pPr>
+        <w:spacing w:line="360" w:lineRule="auto"/>
+        <w:jc w:val="center"/>
+        <w:rPr>
+          <w:b/>
+          <w:bCs/>
+          <w:sz w:val="28"/>
+          <w:szCs w:val="28"/>
+        </w:rPr>
+      </w:pPr>
+    </w:p>
+    <w:p>
+      <w:pPr>
+        <w:pStyle w:val="a4"/>
+        <w:numPr>
+          <w:ilvl w:val="0"/>
+          <w:numId w:val="24"/>
+        </w:numPr>
+        <w:spacing w:line="360" w:lineRule="auto"/>
+        <w:jc w:val="both"/>
+        <w:rPr>
+          <w:sz w:val="28"/>
+          <w:szCs w:val="28"/>
+        </w:rPr>
+      </w:pPr>
+      <w:r>
+        <w:rPr>
+          <w:sz w:val="28"/>
+          <w:szCs w:val="28"/>
+        </w:rPr>
+        <w:t xml:space="preserve">Відповідно до міжнародного стандарту, процес комплексування — це сукупність дій з об'єднання програмних модулів та компонентів у єдину цілісну систему. Метою цього процесу є перевірка того, що всі частини ПЗ </w:t>
+      </w:r>
+      <w:proofErr w:type="spellStart"/>
+      <w:r>
+        <w:rPr>
+          <w:sz w:val="28"/>
+          <w:szCs w:val="28"/>
+        </w:rPr>
+        <w:t>коректно</w:t>
+      </w:r>
+      <w:proofErr w:type="spellEnd"/>
+      <w:r>
+        <w:rPr>
+          <w:sz w:val="28"/>
+          <w:szCs w:val="28"/>
+        </w:rPr>
+        <w:t xml:space="preserve"> взаємодіють між собою та відповідають вимогам архітектури </w:t>
+      </w:r>
+      <w:proofErr w:type="spellStart"/>
+      <w:r>
+        <w:rPr>
+          <w:sz w:val="28"/>
+          <w:szCs w:val="28"/>
+        </w:rPr>
+        <w:t>проєкту</w:t>
+      </w:r>
+      <w:proofErr w:type="spellEnd"/>
+      <w:r>
+        <w:rPr>
+          <w:sz w:val="28"/>
+          <w:szCs w:val="28"/>
+        </w:rPr>
+        <w:t>.</w:t>
+      </w:r>
+    </w:p>
+    <w:p>
+      <w:pPr>
+        <w:pStyle w:val="a4"/>
+        <w:numPr>
+          <w:ilvl w:val="0"/>
+          <w:numId w:val="24"/>
+        </w:numPr>
+        <w:spacing w:line="360" w:lineRule="auto"/>
+        <w:jc w:val="both"/>
+        <w:rPr>
+          <w:sz w:val="28"/>
+          <w:szCs w:val="28"/>
+        </w:rPr>
+      </w:pPr>
+      <w:r>
+        <w:rPr>
+          <w:sz w:val="28"/>
+          <w:szCs w:val="28"/>
+        </w:rPr>
+        <w:t xml:space="preserve">Вказівник — це окрема змінна, яка зберігає адресу іншого об'єкта; його можна перенацілювати на інші адреси або присвоювати йому значення </w:t>
+      </w:r>
+      <w:proofErr w:type="spellStart"/>
+      <w:r>
+        <w:rPr>
+          <w:sz w:val="28"/>
+          <w:szCs w:val="28"/>
+        </w:rPr>
+        <w:t>nullptr</w:t>
+      </w:r>
+      <w:proofErr w:type="spellEnd"/>
+      <w:r>
+        <w:rPr>
+          <w:sz w:val="28"/>
+          <w:szCs w:val="28"/>
+        </w:rPr>
+        <w:t xml:space="preserve">. Посилання ж є незмінним псевдонімом існуючої змінної; воно має бути </w:t>
+      </w:r>
+      <w:proofErr w:type="spellStart"/>
+      <w:r>
+        <w:rPr>
+          <w:sz w:val="28"/>
+          <w:szCs w:val="28"/>
+        </w:rPr>
+        <w:t>ініціалізоване</w:t>
+      </w:r>
+      <w:proofErr w:type="spellEnd"/>
+      <w:r>
+        <w:rPr>
+          <w:sz w:val="28"/>
+          <w:szCs w:val="28"/>
+        </w:rPr>
+        <w:t xml:space="preserve"> при створенні та не може бути «порожнім» або </w:t>
+      </w:r>
+      <w:proofErr w:type="spellStart"/>
+      <w:r>
+        <w:rPr>
+          <w:sz w:val="28"/>
+          <w:szCs w:val="28"/>
+        </w:rPr>
+        <w:t>перенаціленим</w:t>
+      </w:r>
+      <w:proofErr w:type="spellEnd"/>
+      <w:r>
+        <w:rPr>
+          <w:sz w:val="28"/>
+          <w:szCs w:val="28"/>
+        </w:rPr>
+        <w:t xml:space="preserve"> на інший об'єкт після ініціалізації.</w:t>
+      </w:r>
+    </w:p>
+    <w:p>
+      <w:pPr>
+        <w:pStyle w:val="a4"/>
+        <w:numPr>
+          <w:ilvl w:val="0"/>
+          <w:numId w:val="24"/>
+        </w:numPr>
+        <w:spacing w:line="360" w:lineRule="auto"/>
+        <w:jc w:val="both"/>
+        <w:rPr>
+          <w:sz w:val="28"/>
+          <w:szCs w:val="28"/>
+        </w:rPr>
+      </w:pPr>
+      <w:r>
+        <w:rPr>
+          <w:sz w:val="28"/>
+          <w:szCs w:val="28"/>
+        </w:rPr>
+        <w:t>Над вказівниками можна виконувати:</w:t>
+      </w:r>
+    </w:p>
+    <w:p>
+      <w:pPr>
+        <w:pStyle w:val="a4"/>
+        <w:numPr>
+          <w:ilvl w:val="0"/>
+          <w:numId w:val="25"/>
+        </w:numPr>
+        <w:spacing w:line="360" w:lineRule="auto"/>
+        <w:ind w:left="993" w:hanging="142"/>
+        <w:jc w:val="both"/>
+        <w:rPr>
+          <w:sz w:val="28"/>
+          <w:szCs w:val="28"/>
+        </w:rPr>
+      </w:pPr>
+      <w:proofErr w:type="spellStart"/>
+      <w:r>
+        <w:rPr>
+          <w:sz w:val="28"/>
+          <w:szCs w:val="28"/>
+        </w:rPr>
+        <w:t>Розіменування</w:t>
+      </w:r>
+      <w:proofErr w:type="spellEnd"/>
+      <w:r>
+        <w:rPr>
+          <w:sz w:val="28"/>
+          <w:szCs w:val="28"/>
+        </w:rPr>
+        <w:t xml:space="preserve"> (доступ до значення за </w:t>
+      </w:r>
+      <w:proofErr w:type="spellStart"/>
+      <w:r>
+        <w:rPr>
+          <w:sz w:val="28"/>
+          <w:szCs w:val="28"/>
+        </w:rPr>
+        <w:t>адресою</w:t>
+      </w:r>
+      <w:proofErr w:type="spellEnd"/>
+      <w:r>
+        <w:rPr>
+          <w:sz w:val="28"/>
+          <w:szCs w:val="28"/>
+        </w:rPr>
+        <w:t>).</w:t>
+      </w:r>
+    </w:p>
+    <w:p>
+      <w:pPr>
+        <w:pStyle w:val="a4"/>
+        <w:numPr>
+          <w:ilvl w:val="0"/>
+          <w:numId w:val="25"/>
+        </w:numPr>
+        <w:spacing w:line="360" w:lineRule="auto"/>
+        <w:ind w:left="993" w:hanging="142"/>
+        <w:jc w:val="both"/>
+        <w:rPr>
+          <w:sz w:val="28"/>
+          <w:szCs w:val="28"/>
+        </w:rPr>
+      </w:pPr>
+      <w:r>
+        <w:rPr>
+          <w:sz w:val="28"/>
+          <w:szCs w:val="28"/>
+        </w:rPr>
+        <w:t>Арифметичні операції (</w:t>
+      </w:r>
+      <w:proofErr w:type="spellStart"/>
+      <w:r>
+        <w:rPr>
+          <w:sz w:val="28"/>
+          <w:szCs w:val="28"/>
+        </w:rPr>
+        <w:t>інкремент</w:t>
+      </w:r>
+      <w:proofErr w:type="spellEnd"/>
+      <w:r>
+        <w:rPr>
+          <w:sz w:val="28"/>
+          <w:szCs w:val="28"/>
+        </w:rPr>
+        <w:t xml:space="preserve">, </w:t>
+      </w:r>
+      <w:proofErr w:type="spellStart"/>
+      <w:r>
+        <w:rPr>
+          <w:sz w:val="28"/>
+          <w:szCs w:val="28"/>
+        </w:rPr>
+        <w:t>декремент</w:t>
+      </w:r>
+      <w:proofErr w:type="spellEnd"/>
+      <w:r>
+        <w:rPr>
+          <w:sz w:val="28"/>
+          <w:szCs w:val="28"/>
+        </w:rPr>
+        <w:t>, додавання або віднімання цілого числа для переходу по пам'яті).</w:t>
+      </w:r>
+    </w:p>
+    <w:p>
+      <w:pPr>
+        <w:pStyle w:val="a4"/>
+        <w:numPr>
+          <w:ilvl w:val="0"/>
+          <w:numId w:val="25"/>
+        </w:numPr>
+        <w:spacing w:line="360" w:lineRule="auto"/>
+        <w:ind w:left="993" w:hanging="142"/>
+        <w:jc w:val="both"/>
+        <w:rPr>
+          <w:sz w:val="28"/>
+          <w:szCs w:val="28"/>
+        </w:rPr>
+      </w:pPr>
+      <w:r>
+        <w:rPr>
+          <w:sz w:val="28"/>
+          <w:szCs w:val="28"/>
+        </w:rPr>
+        <w:t>Порівняння вказівників (на рівність, більше/менше).</w:t>
+      </w:r>
+    </w:p>
+    <w:p>
+      <w:pPr>
+        <w:pStyle w:val="a4"/>
+        <w:numPr>
+          <w:ilvl w:val="0"/>
+          <w:numId w:val="25"/>
+        </w:numPr>
+        <w:spacing w:line="360" w:lineRule="auto"/>
+        <w:ind w:left="993" w:hanging="142"/>
+        <w:jc w:val="both"/>
+        <w:rPr>
+          <w:sz w:val="28"/>
+          <w:szCs w:val="28"/>
+        </w:rPr>
+      </w:pPr>
+      <w:r>
+        <w:rPr>
+          <w:sz w:val="28"/>
+          <w:szCs w:val="28"/>
+        </w:rPr>
+        <w:t>Присвоєння адреси або іншого вказівника того ж типу.</w:t>
+      </w:r>
+    </w:p>
+    <w:p>
+      <w:pPr>
+        <w:pStyle w:val="a4"/>
+        <w:numPr>
+          <w:ilvl w:val="0"/>
+          <w:numId w:val="24"/>
+        </w:numPr>
+        <w:spacing w:line="360" w:lineRule="auto"/>
+        <w:jc w:val="both"/>
+        <w:rPr>
+          <w:sz w:val="28"/>
+          <w:szCs w:val="28"/>
+        </w:rPr>
+      </w:pPr>
+      <w:r>
+        <w:rPr>
+          <w:sz w:val="28"/>
+          <w:szCs w:val="28"/>
+        </w:rPr>
+        <w:t xml:space="preserve">Ця операція (також відома як </w:t>
+      </w:r>
+      <w:proofErr w:type="spellStart"/>
+      <w:r>
+        <w:rPr>
+          <w:sz w:val="28"/>
+          <w:szCs w:val="28"/>
+        </w:rPr>
+        <w:t>розіменування</w:t>
+      </w:r>
+      <w:proofErr w:type="spellEnd"/>
+      <w:r>
+        <w:rPr>
+          <w:sz w:val="28"/>
+          <w:szCs w:val="28"/>
+        </w:rPr>
+        <w:t>) призначена для отримання безпосереднього доступу до значення змінної, на яку вказує вказівник. У мові C++ вона записується за допомогою символу зірочки перед назвою вказівника: *</w:t>
+      </w:r>
+      <w:proofErr w:type="spellStart"/>
+      <w:r>
+        <w:rPr>
+          <w:sz w:val="28"/>
+          <w:szCs w:val="28"/>
+        </w:rPr>
+        <w:t>pointer_name</w:t>
+      </w:r>
+      <w:proofErr w:type="spellEnd"/>
+      <w:r>
+        <w:rPr>
+          <w:sz w:val="28"/>
+          <w:szCs w:val="28"/>
+        </w:rPr>
+        <w:t>.</w:t>
+      </w:r>
+    </w:p>
+    <w:p>
+      <w:pPr>
+        <w:pStyle w:val="a4"/>
+        <w:numPr>
+          <w:ilvl w:val="0"/>
+          <w:numId w:val="24"/>
+        </w:numPr>
+        <w:spacing w:line="360" w:lineRule="auto"/>
+        <w:jc w:val="both"/>
+        <w:rPr>
+          <w:sz w:val="28"/>
+          <w:szCs w:val="28"/>
+        </w:rPr>
+      </w:pPr>
+      <w:r>
+        <w:rPr>
+          <w:sz w:val="28"/>
+          <w:szCs w:val="28"/>
+        </w:rPr>
+        <w:t>Для керування файловими потоками використовуються:</w:t>
+      </w:r>
+    </w:p>
+    <w:p>
+      <w:pPr>
+        <w:pStyle w:val="a4"/>
+        <w:numPr>
+          <w:ilvl w:val="0"/>
+          <w:numId w:val="26"/>
+        </w:numPr>
+        <w:spacing w:line="360" w:lineRule="auto"/>
+        <w:ind w:left="993" w:hanging="142"/>
+        <w:jc w:val="both"/>
+        <w:rPr>
+          <w:sz w:val="28"/>
+          <w:szCs w:val="28"/>
+        </w:rPr>
+      </w:pPr>
+      <w:proofErr w:type="spellStart"/>
+      <w:r>
+        <w:rPr>
+          <w:sz w:val="28"/>
+          <w:szCs w:val="28"/>
+        </w:rPr>
+        <w:t>open</w:t>
+      </w:r>
+      <w:proofErr w:type="spellEnd"/>
+      <w:r>
+        <w:rPr>
+          <w:sz w:val="28"/>
+          <w:szCs w:val="28"/>
+        </w:rPr>
+        <w:t>() — для відкриття файлу.</w:t>
+      </w:r>
+    </w:p>
+    <w:p>
+      <w:pPr>
+        <w:pStyle w:val="a4"/>
+        <w:numPr>
+          <w:ilvl w:val="0"/>
+          <w:numId w:val="26"/>
+        </w:numPr>
+        <w:spacing w:line="360" w:lineRule="auto"/>
+        <w:ind w:left="993" w:hanging="142"/>
+        <w:jc w:val="both"/>
+        <w:rPr>
+          <w:sz w:val="28"/>
+          <w:szCs w:val="28"/>
+        </w:rPr>
+      </w:pPr>
+      <w:proofErr w:type="spellStart"/>
+      <w:r>
+        <w:rPr>
+          <w:sz w:val="28"/>
+          <w:szCs w:val="28"/>
+        </w:rPr>
+        <w:t>operator</w:t>
+      </w:r>
+      <w:proofErr w:type="spellEnd"/>
+      <w:r>
+        <w:rPr>
+          <w:sz w:val="28"/>
+          <w:szCs w:val="28"/>
+        </w:rPr>
+        <w:t xml:space="preserve">&lt;&lt; або метод </w:t>
+      </w:r>
+      <w:proofErr w:type="spellStart"/>
+      <w:r>
+        <w:rPr>
+          <w:sz w:val="28"/>
+          <w:szCs w:val="28"/>
+        </w:rPr>
+        <w:t>write</w:t>
+      </w:r>
+      <w:proofErr w:type="spellEnd"/>
+      <w:r>
+        <w:rPr>
+          <w:sz w:val="28"/>
+          <w:szCs w:val="28"/>
+        </w:rPr>
+        <w:t>() — для запису даних у потік.</w:t>
+      </w:r>
+    </w:p>
+    <w:p>
+      <w:pPr>
+        <w:pStyle w:val="a4"/>
+        <w:numPr>
+          <w:ilvl w:val="0"/>
+          <w:numId w:val="26"/>
+        </w:numPr>
+        <w:spacing w:line="360" w:lineRule="auto"/>
+        <w:ind w:left="993" w:hanging="142"/>
+        <w:jc w:val="both"/>
+        <w:rPr>
+          <w:sz w:val="28"/>
+          <w:szCs w:val="28"/>
+        </w:rPr>
+      </w:pPr>
+      <w:proofErr w:type="spellStart"/>
+      <w:r>
+        <w:rPr>
+          <w:sz w:val="28"/>
+          <w:szCs w:val="28"/>
+        </w:rPr>
+        <w:t>operator</w:t>
+      </w:r>
+      <w:proofErr w:type="spellEnd"/>
+      <w:r>
+        <w:rPr>
+          <w:sz w:val="28"/>
+          <w:szCs w:val="28"/>
+        </w:rPr>
+        <w:t xml:space="preserve">&gt;&gt; або метод </w:t>
+      </w:r>
+      <w:proofErr w:type="spellStart"/>
+      <w:r>
+        <w:rPr>
+          <w:sz w:val="28"/>
+          <w:szCs w:val="28"/>
+        </w:rPr>
+        <w:t>read</w:t>
+      </w:r>
+      <w:proofErr w:type="spellEnd"/>
+      <w:r>
+        <w:rPr>
+          <w:sz w:val="28"/>
+          <w:szCs w:val="28"/>
+        </w:rPr>
+        <w:t>() — для читання даних із потоку.</w:t>
+      </w:r>
+    </w:p>
+    <w:p>
+      <w:pPr>
+        <w:pStyle w:val="a4"/>
+        <w:numPr>
+          <w:ilvl w:val="0"/>
+          <w:numId w:val="24"/>
+        </w:numPr>
+        <w:spacing w:line="360" w:lineRule="auto"/>
+        <w:jc w:val="both"/>
+        <w:rPr>
+          <w:sz w:val="28"/>
+          <w:szCs w:val="28"/>
+        </w:rPr>
+      </w:pPr>
+      <w:r>
+        <w:rPr>
+          <w:sz w:val="28"/>
+          <w:szCs w:val="28"/>
+        </w:rPr>
+        <w:t>Зберіганню підлягають усі інформаційні поля, що містять змістовні дані: прізвище, ім'я, марка авто, рік випуску, номер та примітки. Не підлягає зберіганню поле вказівника на наступний елемент (</w:t>
+      </w:r>
+      <w:proofErr w:type="spellStart"/>
+      <w:r>
+        <w:rPr>
+          <w:sz w:val="28"/>
+          <w:szCs w:val="28"/>
+        </w:rPr>
+        <w:t>next</w:t>
+      </w:r>
+      <w:proofErr w:type="spellEnd"/>
+      <w:r>
+        <w:rPr>
+          <w:sz w:val="28"/>
+          <w:szCs w:val="28"/>
+        </w:rPr>
+        <w:t>), оскільки адреси пам'яті є динамічними та актуальними лише протягом одного сеансу роботи програми; при новому запуску адреси в ОЗП будуть іншими.</w:t>
+      </w:r>
+    </w:p>
+    <w:p>
+      <w:pPr>
+        <w:pStyle w:val="a4"/>
+        <w:numPr>
+          <w:ilvl w:val="0"/>
+          <w:numId w:val="24"/>
+        </w:numPr>
+        <w:spacing w:line="360" w:lineRule="auto"/>
+        <w:jc w:val="both"/>
+        <w:rPr>
+          <w:sz w:val="28"/>
+          <w:szCs w:val="28"/>
+        </w:rPr>
+      </w:pPr>
+      <w:r>
+        <w:rPr>
+          <w:sz w:val="28"/>
+          <w:szCs w:val="28"/>
+        </w:rPr>
+        <w:lastRenderedPageBreak/>
+        <w:t>Текстовий потік зберігає дані у вигляді символів і може автоматично перетворювати спеціальні знаки (наприклад, символи кінця рядка). Бінарний потік записує дані у тому ж вигляді, у якому вони представлені в оперативній пам'яті (байт за байтом), що забезпечує вищу швидкість роботи та компактність файлу, але робить його нечитабельним для звичайних текстових редакторів.</w:t>
+      </w:r>
+    </w:p>
+    <w:p>
+      <w:pPr>
+        <w:spacing w:line="360" w:lineRule="auto"/>
+        <w:jc w:val="both"/>
+        <w:rPr>
+          <w:sz w:val="28"/>
+          <w:szCs w:val="28"/>
+        </w:rPr>
+      </w:pPr>
+    </w:p>
+    <w:p>
+      <w:pPr>
+        <w:spacing w:line="360" w:lineRule="auto"/>
         <w:jc w:val="both"/>
         <w:rPr>
           <w:sz w:val="28"/>
@@ -4816,7 +8833,7 @@
         <w:rPr>
           <w:sz w:val="28"/>
           <w:szCs w:val="28"/>
-          <w:lang w:val="en-US"/>
+          <w:lang w:val="ru-RU"/>
         </w:rPr>
         <w:t>1</w:t>
       </w:r>
@@ -18805,36 +22822,14 @@
         <w:rPr>
           <w:sz w:val="28"/>
           <w:szCs w:val="28"/>
-          <w:lang w:val="ru-RU"/>
-        </w:rPr>
-      </w:pPr>
-      <w:r>
-        <w:rPr>
-          <w:sz w:val="28"/>
-          <w:szCs w:val="28"/>
-        </w:rPr>
-        <w:t>Ліст</w:t>
-      </w:r>
-      <w:r>
-        <w:rPr>
-          <w:sz w:val="28"/>
-          <w:szCs w:val="28"/>
-        </w:rPr>
-        <w:t>и</w:t>
-      </w:r>
-      <w:r>
-        <w:rPr>
-          <w:sz w:val="28"/>
-          <w:szCs w:val="28"/>
-        </w:rPr>
-        <w:t xml:space="preserve">нг розробленого </w:t>
-      </w:r>
-      <w:r>
-        <w:rPr>
-          <w:sz w:val="28"/>
-          <w:szCs w:val="28"/>
-        </w:rPr>
-        <w:t xml:space="preserve">програмного забезпечення </w:t>
+        </w:rPr>
+      </w:pPr>
+      <w:r>
+        <w:rPr>
+          <w:sz w:val="28"/>
+          <w:szCs w:val="28"/>
+        </w:rPr>
+        <w:t xml:space="preserve">Лістинг розробленого програмного забезпечення </w:t>
       </w:r>
       <w:proofErr w:type="spellStart"/>
       <w:r>
@@ -18850,7 +22845,6 @@
         <w:rPr>
           <w:sz w:val="28"/>
           <w:szCs w:val="28"/>
-          <w:lang w:val="ru-RU"/>
         </w:rPr>
         <w:t>_1_</w:t>
       </w:r>
@@ -18866,7 +22860,6 @@
         <w:rPr>
           <w:sz w:val="28"/>
           <w:szCs w:val="28"/>
-          <w:lang w:val="ru-RU"/>
         </w:rPr>
         <w:t>.</w:t>
       </w:r>
@@ -33388,7 +37381,7 @@
               <w:sz w:val="16"/>
               <w:szCs w:val="16"/>
             </w:rPr>
-            <w:t>17:19:37</w:t>
+            <w:t>18:13:05</w:t>
           </w:r>
           <w:r>
             <w:rPr>
@@ -33658,7 +37651,7 @@
               <w:sz w:val="16"/>
               <w:szCs w:val="16"/>
             </w:rPr>
-            <w:t>17:19:37</w:t>
+            <w:t>18:13:05</w:t>
           </w:r>
           <w:r>
             <w:rPr>
@@ -34045,7 +38038,7 @@
               <w:sz w:val="16"/>
               <w:szCs w:val="16"/>
             </w:rPr>
-            <w:t>17:28:23</w:t>
+            <w:t>18:13:05</w:t>
           </w:r>
           <w:r>
             <w:rPr>
@@ -34367,7 +38360,7 @@
               <w:sz w:val="16"/>
               <w:szCs w:val="16"/>
             </w:rPr>
-            <w:t>17:28:23</w:t>
+            <w:t>18:13:05</w:t>
           </w:r>
           <w:r>
             <w:rPr>
@@ -35652,6 +39645,273 @@
     </w:lvl>
   </w:abstractNum>
   <w:abstractNum w:abstractNumId="2" w15:restartNumberingAfterBreak="0">
+    <w:nsid w:val="05F37462"/>
+    <w:multiLevelType w:val="hybridMultilevel"/>
+    <w:tmpl w:val="A78A05CE"/>
+    <w:lvl w:ilvl="0" w:tplc="0422000F">
+      <w:start w:val="1"/>
+      <w:numFmt w:val="decimal"/>
+      <w:lvlText w:val="%1."/>
+      <w:lvlJc w:val="left"/>
+      <w:pPr>
+        <w:ind w:left="720" w:hanging="360"/>
+      </w:pPr>
+      <w:rPr>
+        <w:rFonts w:hint="default"/>
+      </w:rPr>
+    </w:lvl>
+    <w:lvl w:ilvl="1" w:tplc="04220019" w:tentative="1">
+      <w:start w:val="1"/>
+      <w:numFmt w:val="lowerLetter"/>
+      <w:lvlText w:val="%2."/>
+      <w:lvlJc w:val="left"/>
+      <w:pPr>
+        <w:ind w:left="1440" w:hanging="360"/>
+      </w:pPr>
+    </w:lvl>
+    <w:lvl w:ilvl="2" w:tplc="0422001B" w:tentative="1">
+      <w:start w:val="1"/>
+      <w:numFmt w:val="lowerRoman"/>
+      <w:lvlText w:val="%3."/>
+      <w:lvlJc w:val="right"/>
+      <w:pPr>
+        <w:ind w:left="2160" w:hanging="180"/>
+      </w:pPr>
+    </w:lvl>
+    <w:lvl w:ilvl="3" w:tplc="0422000F" w:tentative="1">
+      <w:start w:val="1"/>
+      <w:numFmt w:val="decimal"/>
+      <w:lvlText w:val="%4."/>
+      <w:lvlJc w:val="left"/>
+      <w:pPr>
+        <w:ind w:left="2880" w:hanging="360"/>
+      </w:pPr>
+    </w:lvl>
+    <w:lvl w:ilvl="4" w:tplc="04220019" w:tentative="1">
+      <w:start w:val="1"/>
+      <w:numFmt w:val="lowerLetter"/>
+      <w:lvlText w:val="%5."/>
+      <w:lvlJc w:val="left"/>
+      <w:pPr>
+        <w:ind w:left="3600" w:hanging="360"/>
+      </w:pPr>
+    </w:lvl>
+    <w:lvl w:ilvl="5" w:tplc="0422001B" w:tentative="1">
+      <w:start w:val="1"/>
+      <w:numFmt w:val="lowerRoman"/>
+      <w:lvlText w:val="%6."/>
+      <w:lvlJc w:val="right"/>
+      <w:pPr>
+        <w:ind w:left="4320" w:hanging="180"/>
+      </w:pPr>
+    </w:lvl>
+    <w:lvl w:ilvl="6" w:tplc="0422000F" w:tentative="1">
+      <w:start w:val="1"/>
+      <w:numFmt w:val="decimal"/>
+      <w:lvlText w:val="%7."/>
+      <w:lvlJc w:val="left"/>
+      <w:pPr>
+        <w:ind w:left="5040" w:hanging="360"/>
+      </w:pPr>
+    </w:lvl>
+    <w:lvl w:ilvl="7" w:tplc="04220019" w:tentative="1">
+      <w:start w:val="1"/>
+      <w:numFmt w:val="lowerLetter"/>
+      <w:lvlText w:val="%8."/>
+      <w:lvlJc w:val="left"/>
+      <w:pPr>
+        <w:ind w:left="5760" w:hanging="360"/>
+      </w:pPr>
+    </w:lvl>
+    <w:lvl w:ilvl="8" w:tplc="0422001B" w:tentative="1">
+      <w:start w:val="1"/>
+      <w:numFmt w:val="lowerRoman"/>
+      <w:lvlText w:val="%9."/>
+      <w:lvlJc w:val="right"/>
+      <w:pPr>
+        <w:ind w:left="6480" w:hanging="180"/>
+      </w:pPr>
+    </w:lvl>
+  </w:abstractNum>
+  <w:abstractNum w:abstractNumId="3" w15:restartNumberingAfterBreak="0">
+    <w:nsid w:val="07DD5A93"/>
+    <w:multiLevelType w:val="hybridMultilevel"/>
+    <w:tmpl w:val="20828234"/>
+    <w:lvl w:ilvl="0" w:tplc="0422000F">
+      <w:start w:val="1"/>
+      <w:numFmt w:val="decimal"/>
+      <w:lvlText w:val="%1."/>
+      <w:lvlJc w:val="left"/>
+      <w:pPr>
+        <w:ind w:left="720" w:hanging="360"/>
+      </w:pPr>
+      <w:rPr>
+        <w:rFonts w:hint="default"/>
+      </w:rPr>
+    </w:lvl>
+    <w:lvl w:ilvl="1" w:tplc="04220019" w:tentative="1">
+      <w:start w:val="1"/>
+      <w:numFmt w:val="lowerLetter"/>
+      <w:lvlText w:val="%2."/>
+      <w:lvlJc w:val="left"/>
+      <w:pPr>
+        <w:ind w:left="1440" w:hanging="360"/>
+      </w:pPr>
+    </w:lvl>
+    <w:lvl w:ilvl="2" w:tplc="0422001B" w:tentative="1">
+      <w:start w:val="1"/>
+      <w:numFmt w:val="lowerRoman"/>
+      <w:lvlText w:val="%3."/>
+      <w:lvlJc w:val="right"/>
+      <w:pPr>
+        <w:ind w:left="2160" w:hanging="180"/>
+      </w:pPr>
+    </w:lvl>
+    <w:lvl w:ilvl="3" w:tplc="0422000F" w:tentative="1">
+      <w:start w:val="1"/>
+      <w:numFmt w:val="decimal"/>
+      <w:lvlText w:val="%4."/>
+      <w:lvlJc w:val="left"/>
+      <w:pPr>
+        <w:ind w:left="2880" w:hanging="360"/>
+      </w:pPr>
+    </w:lvl>
+    <w:lvl w:ilvl="4" w:tplc="04220019" w:tentative="1">
+      <w:start w:val="1"/>
+      <w:numFmt w:val="lowerLetter"/>
+      <w:lvlText w:val="%5."/>
+      <w:lvlJc w:val="left"/>
+      <w:pPr>
+        <w:ind w:left="3600" w:hanging="360"/>
+      </w:pPr>
+    </w:lvl>
+    <w:lvl w:ilvl="5" w:tplc="0422001B" w:tentative="1">
+      <w:start w:val="1"/>
+      <w:numFmt w:val="lowerRoman"/>
+      <w:lvlText w:val="%6."/>
+      <w:lvlJc w:val="right"/>
+      <w:pPr>
+        <w:ind w:left="4320" w:hanging="180"/>
+      </w:pPr>
+    </w:lvl>
+    <w:lvl w:ilvl="6" w:tplc="0422000F" w:tentative="1">
+      <w:start w:val="1"/>
+      <w:numFmt w:val="decimal"/>
+      <w:lvlText w:val="%7."/>
+      <w:lvlJc w:val="left"/>
+      <w:pPr>
+        <w:ind w:left="5040" w:hanging="360"/>
+      </w:pPr>
+    </w:lvl>
+    <w:lvl w:ilvl="7" w:tplc="04220019" w:tentative="1">
+      <w:start w:val="1"/>
+      <w:numFmt w:val="lowerLetter"/>
+      <w:lvlText w:val="%8."/>
+      <w:lvlJc w:val="left"/>
+      <w:pPr>
+        <w:ind w:left="5760" w:hanging="360"/>
+      </w:pPr>
+    </w:lvl>
+    <w:lvl w:ilvl="8" w:tplc="0422001B" w:tentative="1">
+      <w:start w:val="1"/>
+      <w:numFmt w:val="lowerRoman"/>
+      <w:lvlText w:val="%9."/>
+      <w:lvlJc w:val="right"/>
+      <w:pPr>
+        <w:ind w:left="6480" w:hanging="180"/>
+      </w:pPr>
+    </w:lvl>
+  </w:abstractNum>
+  <w:abstractNum w:abstractNumId="4" w15:restartNumberingAfterBreak="0">
+    <w:nsid w:val="0AD94BF1"/>
+    <w:multiLevelType w:val="hybridMultilevel"/>
+    <w:tmpl w:val="48F42110"/>
+    <w:lvl w:ilvl="0" w:tplc="04220001">
+      <w:start w:val="1"/>
+      <w:numFmt w:val="bullet"/>
+      <w:lvlText w:val=""/>
+      <w:lvlJc w:val="left"/>
+      <w:pPr>
+        <w:ind w:left="720" w:hanging="360"/>
+      </w:pPr>
+      <w:rPr>
+        <w:rFonts w:ascii="Symbol" w:hAnsi="Symbol" w:hint="default"/>
+      </w:rPr>
+    </w:lvl>
+    <w:lvl w:ilvl="1" w:tplc="04220019" w:tentative="1">
+      <w:start w:val="1"/>
+      <w:numFmt w:val="lowerLetter"/>
+      <w:lvlText w:val="%2."/>
+      <w:lvlJc w:val="left"/>
+      <w:pPr>
+        <w:ind w:left="1440" w:hanging="360"/>
+      </w:pPr>
+    </w:lvl>
+    <w:lvl w:ilvl="2" w:tplc="0422001B" w:tentative="1">
+      <w:start w:val="1"/>
+      <w:numFmt w:val="lowerRoman"/>
+      <w:lvlText w:val="%3."/>
+      <w:lvlJc w:val="right"/>
+      <w:pPr>
+        <w:ind w:left="2160" w:hanging="180"/>
+      </w:pPr>
+    </w:lvl>
+    <w:lvl w:ilvl="3" w:tplc="0422000F" w:tentative="1">
+      <w:start w:val="1"/>
+      <w:numFmt w:val="decimal"/>
+      <w:lvlText w:val="%4."/>
+      <w:lvlJc w:val="left"/>
+      <w:pPr>
+        <w:ind w:left="2880" w:hanging="360"/>
+      </w:pPr>
+    </w:lvl>
+    <w:lvl w:ilvl="4" w:tplc="04220019" w:tentative="1">
+      <w:start w:val="1"/>
+      <w:numFmt w:val="lowerLetter"/>
+      <w:lvlText w:val="%5."/>
+      <w:lvlJc w:val="left"/>
+      <w:pPr>
+        <w:ind w:left="3600" w:hanging="360"/>
+      </w:pPr>
+    </w:lvl>
+    <w:lvl w:ilvl="5" w:tplc="0422001B" w:tentative="1">
+      <w:start w:val="1"/>
+      <w:numFmt w:val="lowerRoman"/>
+      <w:lvlText w:val="%6."/>
+      <w:lvlJc w:val="right"/>
+      <w:pPr>
+        <w:ind w:left="4320" w:hanging="180"/>
+      </w:pPr>
+    </w:lvl>
+    <w:lvl w:ilvl="6" w:tplc="0422000F" w:tentative="1">
+      <w:start w:val="1"/>
+      <w:numFmt w:val="decimal"/>
+      <w:lvlText w:val="%7."/>
+      <w:lvlJc w:val="left"/>
+      <w:pPr>
+        <w:ind w:left="5040" w:hanging="360"/>
+      </w:pPr>
+    </w:lvl>
+    <w:lvl w:ilvl="7" w:tplc="04220019" w:tentative="1">
+      <w:start w:val="1"/>
+      <w:numFmt w:val="lowerLetter"/>
+      <w:lvlText w:val="%8."/>
+      <w:lvlJc w:val="left"/>
+      <w:pPr>
+        <w:ind w:left="5760" w:hanging="360"/>
+      </w:pPr>
+    </w:lvl>
+    <w:lvl w:ilvl="8" w:tplc="0422001B" w:tentative="1">
+      <w:start w:val="1"/>
+      <w:numFmt w:val="lowerRoman"/>
+      <w:lvlText w:val="%9."/>
+      <w:lvlJc w:val="right"/>
+      <w:pPr>
+        <w:ind w:left="6480" w:hanging="180"/>
+      </w:pPr>
+    </w:lvl>
+  </w:abstractNum>
+  <w:abstractNum w:abstractNumId="5" w15:restartNumberingAfterBreak="0">
     <w:nsid w:val="10E600ED"/>
     <w:multiLevelType w:val="hybridMultilevel"/>
     <w:tmpl w:val="57C6C64E"/>
@@ -35743,7 +40003,7 @@
       </w:pPr>
     </w:lvl>
   </w:abstractNum>
-  <w:abstractNum w:abstractNumId="3" w15:restartNumberingAfterBreak="0">
+  <w:abstractNum w:abstractNumId="6" w15:restartNumberingAfterBreak="0">
     <w:nsid w:val="12E176DA"/>
     <w:multiLevelType w:val="hybridMultilevel"/>
     <w:tmpl w:val="EB281ACC"/>
@@ -35832,7 +40092,93 @@
       </w:pPr>
     </w:lvl>
   </w:abstractNum>
-  <w:abstractNum w:abstractNumId="4" w15:restartNumberingAfterBreak="0">
+  <w:abstractNum w:abstractNumId="7" w15:restartNumberingAfterBreak="0">
+    <w:nsid w:val="135B2FCF"/>
+    <w:multiLevelType w:val="hybridMultilevel"/>
+    <w:tmpl w:val="A2C60930"/>
+    <w:lvl w:ilvl="0" w:tplc="0422000F">
+      <w:start w:val="1"/>
+      <w:numFmt w:val="decimal"/>
+      <w:lvlText w:val="%1."/>
+      <w:lvlJc w:val="left"/>
+      <w:pPr>
+        <w:ind w:left="720" w:hanging="360"/>
+      </w:pPr>
+    </w:lvl>
+    <w:lvl w:ilvl="1" w:tplc="04220019" w:tentative="1">
+      <w:start w:val="1"/>
+      <w:numFmt w:val="lowerLetter"/>
+      <w:lvlText w:val="%2."/>
+      <w:lvlJc w:val="left"/>
+      <w:pPr>
+        <w:ind w:left="1440" w:hanging="360"/>
+      </w:pPr>
+    </w:lvl>
+    <w:lvl w:ilvl="2" w:tplc="0422001B" w:tentative="1">
+      <w:start w:val="1"/>
+      <w:numFmt w:val="lowerRoman"/>
+      <w:lvlText w:val="%3."/>
+      <w:lvlJc w:val="right"/>
+      <w:pPr>
+        <w:ind w:left="2160" w:hanging="180"/>
+      </w:pPr>
+    </w:lvl>
+    <w:lvl w:ilvl="3" w:tplc="0422000F" w:tentative="1">
+      <w:start w:val="1"/>
+      <w:numFmt w:val="decimal"/>
+      <w:lvlText w:val="%4."/>
+      <w:lvlJc w:val="left"/>
+      <w:pPr>
+        <w:ind w:left="2880" w:hanging="360"/>
+      </w:pPr>
+    </w:lvl>
+    <w:lvl w:ilvl="4" w:tplc="04220019" w:tentative="1">
+      <w:start w:val="1"/>
+      <w:numFmt w:val="lowerLetter"/>
+      <w:lvlText w:val="%5."/>
+      <w:lvlJc w:val="left"/>
+      <w:pPr>
+        <w:ind w:left="3600" w:hanging="360"/>
+      </w:pPr>
+    </w:lvl>
+    <w:lvl w:ilvl="5" w:tplc="0422001B" w:tentative="1">
+      <w:start w:val="1"/>
+      <w:numFmt w:val="lowerRoman"/>
+      <w:lvlText w:val="%6."/>
+      <w:lvlJc w:val="right"/>
+      <w:pPr>
+        <w:ind w:left="4320" w:hanging="180"/>
+      </w:pPr>
+    </w:lvl>
+    <w:lvl w:ilvl="6" w:tplc="0422000F" w:tentative="1">
+      <w:start w:val="1"/>
+      <w:numFmt w:val="decimal"/>
+      <w:lvlText w:val="%7."/>
+      <w:lvlJc w:val="left"/>
+      <w:pPr>
+        <w:ind w:left="5040" w:hanging="360"/>
+      </w:pPr>
+    </w:lvl>
+    <w:lvl w:ilvl="7" w:tplc="04220019" w:tentative="1">
+      <w:start w:val="1"/>
+      <w:numFmt w:val="lowerLetter"/>
+      <w:lvlText w:val="%8."/>
+      <w:lvlJc w:val="left"/>
+      <w:pPr>
+        <w:ind w:left="5760" w:hanging="360"/>
+      </w:pPr>
+    </w:lvl>
+    <w:lvl w:ilvl="8" w:tplc="0422001B" w:tentative="1">
+      <w:start w:val="1"/>
+      <w:numFmt w:val="lowerRoman"/>
+      <w:lvlText w:val="%9."/>
+      <w:lvlJc w:val="right"/>
+      <w:pPr>
+        <w:ind w:left="6480" w:hanging="180"/>
+      </w:pPr>
+    </w:lvl>
+  </w:abstractNum>
+  <w:abstractNum w:abstractNumId="8" w15:restartNumberingAfterBreak="0">
     <w:nsid w:val="1D9A461D"/>
     <w:multiLevelType w:val="hybridMultilevel"/>
     <w:tmpl w:val="B7525338"/>
@@ -35925,7 +40271,7 @@
       </w:pPr>
     </w:lvl>
   </w:abstractNum>
-  <w:abstractNum w:abstractNumId="5" w15:restartNumberingAfterBreak="0">
+  <w:abstractNum w:abstractNumId="9" w15:restartNumberingAfterBreak="0">
     <w:nsid w:val="211009CA"/>
     <w:multiLevelType w:val="hybridMultilevel"/>
     <w:tmpl w:val="3AB8F71E"/>
@@ -36037,7 +40383,7 @@
       </w:rPr>
     </w:lvl>
   </w:abstractNum>
-  <w:abstractNum w:abstractNumId="6" w15:restartNumberingAfterBreak="0">
+  <w:abstractNum w:abstractNumId="10" w15:restartNumberingAfterBreak="0">
     <w:nsid w:val="29C64904"/>
     <w:multiLevelType w:val="hybridMultilevel"/>
     <w:tmpl w:val="F13C5498"/>
@@ -36126,17 +40472,17 @@
       </w:pPr>
     </w:lvl>
   </w:abstractNum>
-  <w:abstractNum w:abstractNumId="7" w15:restartNumberingAfterBreak="0">
-    <w:nsid w:val="31D32A51"/>
+  <w:abstractNum w:abstractNumId="11" w15:restartNumberingAfterBreak="0">
+    <w:nsid w:val="2B517645"/>
     <w:multiLevelType w:val="hybridMultilevel"/>
-    <w:tmpl w:val="A894C6F4"/>
-    <w:lvl w:ilvl="0" w:tplc="8FDC578A">
+    <w:tmpl w:val="0CDE0070"/>
+    <w:lvl w:ilvl="0" w:tplc="0422000F">
       <w:start w:val="1"/>
       <w:numFmt w:val="decimal"/>
-      <w:lvlText w:val="%1)"/>
+      <w:lvlText w:val="%1."/>
       <w:lvlJc w:val="left"/>
       <w:pPr>
-        <w:ind w:left="1426" w:hanging="360"/>
+        <w:ind w:left="720" w:hanging="360"/>
       </w:pPr>
       <w:rPr>
         <w:rFonts w:hint="default"/>
@@ -36148,7 +40494,7 @@
       <w:lvlText w:val="%2."/>
       <w:lvlJc w:val="left"/>
       <w:pPr>
-        <w:ind w:left="2146" w:hanging="360"/>
+        <w:ind w:left="1440" w:hanging="360"/>
       </w:pPr>
     </w:lvl>
     <w:lvl w:ilvl="2" w:tplc="0422001B" w:tentative="1">
@@ -36157,7 +40503,7 @@
       <w:lvlText w:val="%3."/>
       <w:lvlJc w:val="right"/>
       <w:pPr>
-        <w:ind w:left="2866" w:hanging="180"/>
+        <w:ind w:left="2160" w:hanging="180"/>
       </w:pPr>
     </w:lvl>
     <w:lvl w:ilvl="3" w:tplc="0422000F" w:tentative="1">
@@ -36166,7 +40512,7 @@
       <w:lvlText w:val="%4."/>
       <w:lvlJc w:val="left"/>
       <w:pPr>
-        <w:ind w:left="3586" w:hanging="360"/>
+        <w:ind w:left="2880" w:hanging="360"/>
       </w:pPr>
     </w:lvl>
     <w:lvl w:ilvl="4" w:tplc="04220019" w:tentative="1">
@@ -36175,7 +40521,7 @@
       <w:lvlText w:val="%5."/>
       <w:lvlJc w:val="left"/>
       <w:pPr>
-        <w:ind w:left="4306" w:hanging="360"/>
+        <w:ind w:left="3600" w:hanging="360"/>
       </w:pPr>
     </w:lvl>
     <w:lvl w:ilvl="5" w:tplc="0422001B" w:tentative="1">
@@ -36184,7 +40530,7 @@
       <w:lvlText w:val="%6."/>
       <w:lvlJc w:val="right"/>
       <w:pPr>
-        <w:ind w:left="5026" w:hanging="180"/>
+        <w:ind w:left="4320" w:hanging="180"/>
       </w:pPr>
     </w:lvl>
     <w:lvl w:ilvl="6" w:tplc="0422000F" w:tentative="1">
@@ -36193,7 +40539,7 @@
       <w:lvlText w:val="%7."/>
       <w:lvlJc w:val="left"/>
       <w:pPr>
-        <w:ind w:left="5746" w:hanging="360"/>
+        <w:ind w:left="5040" w:hanging="360"/>
       </w:pPr>
     </w:lvl>
     <w:lvl w:ilvl="7" w:tplc="04220019" w:tentative="1">
@@ -36202,7 +40548,7 @@
       <w:lvlText w:val="%8."/>
       <w:lvlJc w:val="left"/>
       <w:pPr>
-        <w:ind w:left="6466" w:hanging="360"/>
+        <w:ind w:left="5760" w:hanging="360"/>
       </w:pPr>
     </w:lvl>
     <w:lvl w:ilvl="8" w:tplc="0422001B" w:tentative="1">
@@ -36211,21 +40557,21 @@
       <w:lvlText w:val="%9."/>
       <w:lvlJc w:val="right"/>
       <w:pPr>
-        <w:ind w:left="7186" w:hanging="180"/>
+        <w:ind w:left="6480" w:hanging="180"/>
       </w:pPr>
     </w:lvl>
   </w:abstractNum>
-  <w:abstractNum w:abstractNumId="8" w15:restartNumberingAfterBreak="0">
-    <w:nsid w:val="3DB32FD9"/>
+  <w:abstractNum w:abstractNumId="12" w15:restartNumberingAfterBreak="0">
+    <w:nsid w:val="31D32A51"/>
     <w:multiLevelType w:val="hybridMultilevel"/>
-    <w:tmpl w:val="65A4D258"/>
-    <w:lvl w:ilvl="0" w:tplc="0422000F">
+    <w:tmpl w:val="A894C6F4"/>
+    <w:lvl w:ilvl="0" w:tplc="8FDC578A">
       <w:start w:val="1"/>
       <w:numFmt w:val="decimal"/>
-      <w:lvlText w:val="%1."/>
+      <w:lvlText w:val="%1)"/>
       <w:lvlJc w:val="left"/>
       <w:pPr>
-        <w:ind w:left="720" w:hanging="360"/>
+        <w:ind w:left="1426" w:hanging="360"/>
       </w:pPr>
       <w:rPr>
         <w:rFonts w:hint="default"/>
@@ -36237,7 +40583,7 @@
       <w:lvlText w:val="%2."/>
       <w:lvlJc w:val="left"/>
       <w:pPr>
-        <w:ind w:left="1440" w:hanging="360"/>
+        <w:ind w:left="2146" w:hanging="360"/>
       </w:pPr>
     </w:lvl>
     <w:lvl w:ilvl="2" w:tplc="0422001B" w:tentative="1">
@@ -36246,7 +40592,7 @@
       <w:lvlText w:val="%3."/>
       <w:lvlJc w:val="right"/>
       <w:pPr>
-        <w:ind w:left="2160" w:hanging="180"/>
+        <w:ind w:left="2866" w:hanging="180"/>
       </w:pPr>
     </w:lvl>
     <w:lvl w:ilvl="3" w:tplc="0422000F" w:tentative="1">
@@ -36255,7 +40601,7 @@
       <w:lvlText w:val="%4."/>
       <w:lvlJc w:val="left"/>
       <w:pPr>
-        <w:ind w:left="2880" w:hanging="360"/>
+        <w:ind w:left="3586" w:hanging="360"/>
       </w:pPr>
     </w:lvl>
     <w:lvl w:ilvl="4" w:tplc="04220019" w:tentative="1">
@@ -36264,7 +40610,7 @@
       <w:lvlText w:val="%5."/>
       <w:lvlJc w:val="left"/>
       <w:pPr>
-        <w:ind w:left="3600" w:hanging="360"/>
+        <w:ind w:left="4306" w:hanging="360"/>
       </w:pPr>
     </w:lvl>
     <w:lvl w:ilvl="5" w:tplc="0422001B" w:tentative="1">
@@ -36273,7 +40619,7 @@
       <w:lvlText w:val="%6."/>
       <w:lvlJc w:val="right"/>
       <w:pPr>
-        <w:ind w:left="4320" w:hanging="180"/>
+        <w:ind w:left="5026" w:hanging="180"/>
       </w:pPr>
     </w:lvl>
     <w:lvl w:ilvl="6" w:tplc="0422000F" w:tentative="1">
@@ -36282,7 +40628,7 @@
       <w:lvlText w:val="%7."/>
       <w:lvlJc w:val="left"/>
       <w:pPr>
-        <w:ind w:left="5040" w:hanging="360"/>
+        <w:ind w:left="5746" w:hanging="360"/>
       </w:pPr>
     </w:lvl>
     <w:lvl w:ilvl="7" w:tplc="04220019" w:tentative="1">
@@ -36291,7 +40637,7 @@
       <w:lvlText w:val="%8."/>
       <w:lvlJc w:val="left"/>
       <w:pPr>
-        <w:ind w:left="5760" w:hanging="360"/>
+        <w:ind w:left="6466" w:hanging="360"/>
       </w:pPr>
     </w:lvl>
     <w:lvl w:ilvl="8" w:tplc="0422001B" w:tentative="1">
@@ -36300,11 +40646,100 @@
       <w:lvlText w:val="%9."/>
       <w:lvlJc w:val="right"/>
       <w:pPr>
-        <w:ind w:left="6480" w:hanging="180"/>
+        <w:ind w:left="7186" w:hanging="180"/>
       </w:pPr>
     </w:lvl>
   </w:abstractNum>
-  <w:abstractNum w:abstractNumId="9" w15:restartNumberingAfterBreak="0">
+  <w:abstractNum w:abstractNumId="13" w15:restartNumberingAfterBreak="0">
+    <w:nsid w:val="3DB32FD9"/>
+    <w:multiLevelType w:val="hybridMultilevel"/>
+    <w:tmpl w:val="65A4D258"/>
+    <w:lvl w:ilvl="0" w:tplc="0422000F">
+      <w:start w:val="1"/>
+      <w:numFmt w:val="decimal"/>
+      <w:lvlText w:val="%1."/>
+      <w:lvlJc w:val="left"/>
+      <w:pPr>
+        <w:ind w:left="720" w:hanging="360"/>
+      </w:pPr>
+      <w:rPr>
+        <w:rFonts w:hint="default"/>
+      </w:rPr>
+    </w:lvl>
+    <w:lvl w:ilvl="1" w:tplc="04220019" w:tentative="1">
+      <w:start w:val="1"/>
+      <w:numFmt w:val="lowerLetter"/>
+      <w:lvlText w:val="%2."/>
+      <w:lvlJc w:val="left"/>
+      <w:pPr>
+        <w:ind w:left="1440" w:hanging="360"/>
+      </w:pPr>
+    </w:lvl>
+    <w:lvl w:ilvl="2" w:tplc="0422001B" w:tentative="1">
+      <w:start w:val="1"/>
+      <w:numFmt w:val="lowerRoman"/>
+      <w:lvlText w:val="%3."/>
+      <w:lvlJc w:val="right"/>
+      <w:pPr>
+        <w:ind w:left="2160" w:hanging="180"/>
+      </w:pPr>
+    </w:lvl>
+    <w:lvl w:ilvl="3" w:tplc="0422000F" w:tentative="1">
+      <w:start w:val="1"/>
+      <w:numFmt w:val="decimal"/>
+      <w:lvlText w:val="%4."/>
+      <w:lvlJc w:val="left"/>
+      <w:pPr>
+        <w:ind w:left="2880" w:hanging="360"/>
+      </w:pPr>
+    </w:lvl>
+    <w:lvl w:ilvl="4" w:tplc="04220019" w:tentative="1">
+      <w:start w:val="1"/>
+      <w:numFmt w:val="lowerLetter"/>
+      <w:lvlText w:val="%5."/>
+      <w:lvlJc w:val="left"/>
+      <w:pPr>
+        <w:ind w:left="3600" w:hanging="360"/>
+      </w:pPr>
+    </w:lvl>
+    <w:lvl w:ilvl="5" w:tplc="0422001B" w:tentative="1">
+      <w:start w:val="1"/>
+      <w:numFmt w:val="lowerRoman"/>
+      <w:lvlText w:val="%6."/>
+      <w:lvlJc w:val="right"/>
+      <w:pPr>
+        <w:ind w:left="4320" w:hanging="180"/>
+      </w:pPr>
+    </w:lvl>
+    <w:lvl w:ilvl="6" w:tplc="0422000F" w:tentative="1">
+      <w:start w:val="1"/>
+      <w:numFmt w:val="decimal"/>
+      <w:lvlText w:val="%7."/>
+      <w:lvlJc w:val="left"/>
+      <w:pPr>
+        <w:ind w:left="5040" w:hanging="360"/>
+      </w:pPr>
+    </w:lvl>
+    <w:lvl w:ilvl="7" w:tplc="04220019" w:tentative="1">
+      <w:start w:val="1"/>
+      <w:numFmt w:val="lowerLetter"/>
+      <w:lvlText w:val="%8."/>
+      <w:lvlJc w:val="left"/>
+      <w:pPr>
+        <w:ind w:left="5760" w:hanging="360"/>
+      </w:pPr>
+    </w:lvl>
+    <w:lvl w:ilvl="8" w:tplc="0422001B" w:tentative="1">
+      <w:start w:val="1"/>
+      <w:numFmt w:val="lowerRoman"/>
+      <w:lvlText w:val="%9."/>
+      <w:lvlJc w:val="right"/>
+      <w:pPr>
+        <w:ind w:left="6480" w:hanging="180"/>
+      </w:pPr>
+    </w:lvl>
+  </w:abstractNum>
+  <w:abstractNum w:abstractNumId="14" w15:restartNumberingAfterBreak="0">
     <w:nsid w:val="443A1B5F"/>
     <w:multiLevelType w:val="hybridMultilevel"/>
     <w:tmpl w:val="E892E45C"/>
@@ -36394,7 +40829,93 @@
       </w:pPr>
     </w:lvl>
   </w:abstractNum>
-  <w:abstractNum w:abstractNumId="10" w15:restartNumberingAfterBreak="0">
+  <w:abstractNum w:abstractNumId="15" w15:restartNumberingAfterBreak="0">
+    <w:nsid w:val="48FB06DC"/>
+    <w:multiLevelType w:val="hybridMultilevel"/>
+    <w:tmpl w:val="A356CAB2"/>
+    <w:lvl w:ilvl="0" w:tplc="0422000F">
+      <w:start w:val="1"/>
+      <w:numFmt w:val="decimal"/>
+      <w:lvlText w:val="%1."/>
+      <w:lvlJc w:val="left"/>
+      <w:pPr>
+        <w:ind w:left="720" w:hanging="360"/>
+      </w:pPr>
+    </w:lvl>
+    <w:lvl w:ilvl="1" w:tplc="04220019">
+      <w:start w:val="1"/>
+      <w:numFmt w:val="lowerLetter"/>
+      <w:lvlText w:val="%2."/>
+      <w:lvlJc w:val="left"/>
+      <w:pPr>
+        <w:ind w:left="1440" w:hanging="360"/>
+      </w:pPr>
+    </w:lvl>
+    <w:lvl w:ilvl="2" w:tplc="0422001B" w:tentative="1">
+      <w:start w:val="1"/>
+      <w:numFmt w:val="lowerRoman"/>
+      <w:lvlText w:val="%3."/>
+      <w:lvlJc w:val="right"/>
+      <w:pPr>
+        <w:ind w:left="2160" w:hanging="180"/>
+      </w:pPr>
+    </w:lvl>
+    <w:lvl w:ilvl="3" w:tplc="0422000F" w:tentative="1">
+      <w:start w:val="1"/>
+      <w:numFmt w:val="decimal"/>
+      <w:lvlText w:val="%4."/>
+      <w:lvlJc w:val="left"/>
+      <w:pPr>
+        <w:ind w:left="2880" w:hanging="360"/>
+      </w:pPr>
+    </w:lvl>
+    <w:lvl w:ilvl="4" w:tplc="04220019" w:tentative="1">
+      <w:start w:val="1"/>
+      <w:numFmt w:val="lowerLetter"/>
+      <w:lvlText w:val="%5."/>
+      <w:lvlJc w:val="left"/>
+      <w:pPr>
+        <w:ind w:left="3600" w:hanging="360"/>
+      </w:pPr>
+    </w:lvl>
+    <w:lvl w:ilvl="5" w:tplc="0422001B" w:tentative="1">
+      <w:start w:val="1"/>
+      <w:numFmt w:val="lowerRoman"/>
+      <w:lvlText w:val="%6."/>
+      <w:lvlJc w:val="right"/>
+      <w:pPr>
+        <w:ind w:left="4320" w:hanging="180"/>
+      </w:pPr>
+    </w:lvl>
+    <w:lvl w:ilvl="6" w:tplc="0422000F" w:tentative="1">
+      <w:start w:val="1"/>
+      <w:numFmt w:val="decimal"/>
+      <w:lvlText w:val="%7."/>
+      <w:lvlJc w:val="left"/>
+      <w:pPr>
+        <w:ind w:left="5040" w:hanging="360"/>
+      </w:pPr>
+    </w:lvl>
+    <w:lvl w:ilvl="7" w:tplc="04220019" w:tentative="1">
+      <w:start w:val="1"/>
+      <w:numFmt w:val="lowerLetter"/>
+      <w:lvlText w:val="%8."/>
+      <w:lvlJc w:val="left"/>
+      <w:pPr>
+        <w:ind w:left="5760" w:hanging="360"/>
+      </w:pPr>
+    </w:lvl>
+    <w:lvl w:ilvl="8" w:tplc="0422001B" w:tentative="1">
+      <w:start w:val="1"/>
+      <w:numFmt w:val="lowerRoman"/>
+      <w:lvlText w:val="%9."/>
+      <w:lvlJc w:val="right"/>
+      <w:pPr>
+        <w:ind w:left="6480" w:hanging="180"/>
+      </w:pPr>
+    </w:lvl>
+  </w:abstractNum>
+  <w:abstractNum w:abstractNumId="16" w15:restartNumberingAfterBreak="0">
     <w:nsid w:val="4C0F22EC"/>
     <w:multiLevelType w:val="hybridMultilevel"/>
     <w:tmpl w:val="9B4C2AFA"/>
@@ -36483,7 +41004,7 @@
       </w:pPr>
     </w:lvl>
   </w:abstractNum>
-  <w:abstractNum w:abstractNumId="11" w15:restartNumberingAfterBreak="0">
+  <w:abstractNum w:abstractNumId="17" w15:restartNumberingAfterBreak="0">
     <w:nsid w:val="50E06C80"/>
     <w:multiLevelType w:val="hybridMultilevel"/>
     <w:tmpl w:val="3D3CABDE"/>
@@ -36572,7 +41093,120 @@
       </w:pPr>
     </w:lvl>
   </w:abstractNum>
-  <w:abstractNum w:abstractNumId="12" w15:restartNumberingAfterBreak="0">
+  <w:abstractNum w:abstractNumId="18" w15:restartNumberingAfterBreak="0">
+    <w:nsid w:val="63C41896"/>
+    <w:multiLevelType w:val="hybridMultilevel"/>
+    <w:tmpl w:val="DC88F42C"/>
+    <w:lvl w:ilvl="0" w:tplc="04220001">
+      <w:start w:val="1"/>
+      <w:numFmt w:val="bullet"/>
+      <w:lvlText w:val=""/>
+      <w:lvlJc w:val="left"/>
+      <w:pPr>
+        <w:ind w:left="720" w:hanging="360"/>
+      </w:pPr>
+      <w:rPr>
+        <w:rFonts w:ascii="Symbol" w:hAnsi="Symbol" w:hint="default"/>
+      </w:rPr>
+    </w:lvl>
+    <w:lvl w:ilvl="1" w:tplc="04220003" w:tentative="1">
+      <w:start w:val="1"/>
+      <w:numFmt w:val="bullet"/>
+      <w:lvlText w:val="o"/>
+      <w:lvlJc w:val="left"/>
+      <w:pPr>
+        <w:ind w:left="1440" w:hanging="360"/>
+      </w:pPr>
+      <w:rPr>
+        <w:rFonts w:ascii="Courier New" w:hAnsi="Courier New" w:cs="Courier New" w:hint="default"/>
+      </w:rPr>
+    </w:lvl>
+    <w:lvl w:ilvl="2" w:tplc="04220005" w:tentative="1">
+      <w:start w:val="1"/>
+      <w:numFmt w:val="bullet"/>
+      <w:lvlText w:val=""/>
+      <w:lvlJc w:val="left"/>
+      <w:pPr>
+        <w:ind w:left="2160" w:hanging="360"/>
+      </w:pPr>
+      <w:rPr>
+        <w:rFonts w:ascii="Wingdings" w:hAnsi="Wingdings" w:hint="default"/>
+      </w:rPr>
+    </w:lvl>
+    <w:lvl w:ilvl="3" w:tplc="04220001" w:tentative="1">
+      <w:start w:val="1"/>
+      <w:numFmt w:val="bullet"/>
+      <w:lvlText w:val=""/>
+      <w:lvlJc w:val="left"/>
+      <w:pPr>
+        <w:ind w:left="2880" w:hanging="360"/>
+      </w:pPr>
+      <w:rPr>
+        <w:rFonts w:ascii="Symbol" w:hAnsi="Symbol" w:hint="default"/>
+      </w:rPr>
+    </w:lvl>
+    <w:lvl w:ilvl="4" w:tplc="04220003" w:tentative="1">
+      <w:start w:val="1"/>
+      <w:numFmt w:val="bullet"/>
+      <w:lvlText w:val="o"/>
+      <w:lvlJc w:val="left"/>
+      <w:pPr>
+        <w:ind w:left="3600" w:hanging="360"/>
+      </w:pPr>
+      <w:rPr>
+        <w:rFonts w:ascii="Courier New" w:hAnsi="Courier New" w:cs="Courier New" w:hint="default"/>
+      </w:rPr>
+    </w:lvl>
+    <w:lvl w:ilvl="5" w:tplc="04220005" w:tentative="1">
+      <w:start w:val="1"/>
+      <w:numFmt w:val="bullet"/>
+      <w:lvlText w:val=""/>
+      <w:lvlJc w:val="left"/>
+      <w:pPr>
+        <w:ind w:left="4320" w:hanging="360"/>
+      </w:pPr>
+      <w:rPr>
+        <w:rFonts w:ascii="Wingdings" w:hAnsi="Wingdings" w:hint="default"/>
+      </w:rPr>
+    </w:lvl>
+    <w:lvl w:ilvl="6" w:tplc="04220001" w:tentative="1">
+      <w:start w:val="1"/>
+      <w:numFmt w:val="bullet"/>
+      <w:lvlText w:val=""/>
+      <w:lvlJc w:val="left"/>
+      <w:pPr>
+        <w:ind w:left="5040" w:hanging="360"/>
+      </w:pPr>
+      <w:rPr>
+        <w:rFonts w:ascii="Symbol" w:hAnsi="Symbol" w:hint="default"/>
+      </w:rPr>
+    </w:lvl>
+    <w:lvl w:ilvl="7" w:tplc="04220003" w:tentative="1">
+      <w:start w:val="1"/>
+      <w:numFmt w:val="bullet"/>
+      <w:lvlText w:val="o"/>
+      <w:lvlJc w:val="left"/>
+      <w:pPr>
+        <w:ind w:left="5760" w:hanging="360"/>
+      </w:pPr>
+      <w:rPr>
+        <w:rFonts w:ascii="Courier New" w:hAnsi="Courier New" w:cs="Courier New" w:hint="default"/>
+      </w:rPr>
+    </w:lvl>
+    <w:lvl w:ilvl="8" w:tplc="04220005" w:tentative="1">
+      <w:start w:val="1"/>
+      <w:numFmt w:val="bullet"/>
+      <w:lvlText w:val=""/>
+      <w:lvlJc w:val="left"/>
+      <w:pPr>
+        <w:ind w:left="6480" w:hanging="360"/>
+      </w:pPr>
+      <w:rPr>
+        <w:rFonts w:ascii="Wingdings" w:hAnsi="Wingdings" w:hint="default"/>
+      </w:rPr>
+    </w:lvl>
+  </w:abstractNum>
+  <w:abstractNum w:abstractNumId="19" w15:restartNumberingAfterBreak="0">
     <w:nsid w:val="70C61A87"/>
     <w:multiLevelType w:val="hybridMultilevel"/>
     <w:tmpl w:val="65A4D258"/>
@@ -36661,7 +41295,7 @@
       </w:pPr>
     </w:lvl>
   </w:abstractNum>
-  <w:abstractNum w:abstractNumId="13" w15:restartNumberingAfterBreak="0">
+  <w:abstractNum w:abstractNumId="20" w15:restartNumberingAfterBreak="0">
     <w:nsid w:val="70FB2639"/>
     <w:multiLevelType w:val="hybridMultilevel"/>
     <w:tmpl w:val="65A4D258"/>
@@ -36750,7 +41384,7 @@
       </w:pPr>
     </w:lvl>
   </w:abstractNum>
-  <w:abstractNum w:abstractNumId="14" w15:restartNumberingAfterBreak="0">
+  <w:abstractNum w:abstractNumId="21" w15:restartNumberingAfterBreak="0">
     <w:nsid w:val="711B6F94"/>
     <w:multiLevelType w:val="hybridMultilevel"/>
     <w:tmpl w:val="A4A4C8A8"/>
@@ -36862,7 +41496,7 @@
       </w:rPr>
     </w:lvl>
   </w:abstractNum>
-  <w:abstractNum w:abstractNumId="15" w15:restartNumberingAfterBreak="0">
+  <w:abstractNum w:abstractNumId="22" w15:restartNumberingAfterBreak="0">
     <w:nsid w:val="71E24773"/>
     <w:multiLevelType w:val="hybridMultilevel"/>
     <w:tmpl w:val="2B1AE956"/>
@@ -36951,7 +41585,7 @@
       </w:pPr>
     </w:lvl>
   </w:abstractNum>
-  <w:abstractNum w:abstractNumId="16" w15:restartNumberingAfterBreak="0">
+  <w:abstractNum w:abstractNumId="23" w15:restartNumberingAfterBreak="0">
     <w:nsid w:val="7346129C"/>
     <w:multiLevelType w:val="hybridMultilevel"/>
     <w:tmpl w:val="46549A72"/>
@@ -37040,7 +41674,7 @@
       </w:pPr>
     </w:lvl>
   </w:abstractNum>
-  <w:abstractNum w:abstractNumId="17" w15:restartNumberingAfterBreak="0">
+  <w:abstractNum w:abstractNumId="24" w15:restartNumberingAfterBreak="0">
     <w:nsid w:val="775244D0"/>
     <w:multiLevelType w:val="hybridMultilevel"/>
     <w:tmpl w:val="65A4D258"/>
@@ -37129,41 +41763,130 @@
       </w:pPr>
     </w:lvl>
   </w:abstractNum>
+  <w:abstractNum w:abstractNumId="25" w15:restartNumberingAfterBreak="0">
+    <w:nsid w:val="7E67785B"/>
+    <w:multiLevelType w:val="hybridMultilevel"/>
+    <w:tmpl w:val="A9ACD182"/>
+    <w:lvl w:ilvl="0" w:tplc="0422000F">
+      <w:start w:val="1"/>
+      <w:numFmt w:val="decimal"/>
+      <w:lvlText w:val="%1."/>
+      <w:lvlJc w:val="left"/>
+      <w:pPr>
+        <w:ind w:left="720" w:hanging="360"/>
+      </w:pPr>
+      <w:rPr>
+        <w:rFonts w:hint="default"/>
+      </w:rPr>
+    </w:lvl>
+    <w:lvl w:ilvl="1" w:tplc="04220019" w:tentative="1">
+      <w:start w:val="1"/>
+      <w:numFmt w:val="lowerLetter"/>
+      <w:lvlText w:val="%2."/>
+      <w:lvlJc w:val="left"/>
+      <w:pPr>
+        <w:ind w:left="1440" w:hanging="360"/>
+      </w:pPr>
+    </w:lvl>
+    <w:lvl w:ilvl="2" w:tplc="0422001B" w:tentative="1">
+      <w:start w:val="1"/>
+      <w:numFmt w:val="lowerRoman"/>
+      <w:lvlText w:val="%3."/>
+      <w:lvlJc w:val="right"/>
+      <w:pPr>
+        <w:ind w:left="2160" w:hanging="180"/>
+      </w:pPr>
+    </w:lvl>
+    <w:lvl w:ilvl="3" w:tplc="0422000F" w:tentative="1">
+      <w:start w:val="1"/>
+      <w:numFmt w:val="decimal"/>
+      <w:lvlText w:val="%4."/>
+      <w:lvlJc w:val="left"/>
+      <w:pPr>
+        <w:ind w:left="2880" w:hanging="360"/>
+      </w:pPr>
+    </w:lvl>
+    <w:lvl w:ilvl="4" w:tplc="04220019" w:tentative="1">
+      <w:start w:val="1"/>
+      <w:numFmt w:val="lowerLetter"/>
+      <w:lvlText w:val="%5."/>
+      <w:lvlJc w:val="left"/>
+      <w:pPr>
+        <w:ind w:left="3600" w:hanging="360"/>
+      </w:pPr>
+    </w:lvl>
+    <w:lvl w:ilvl="5" w:tplc="0422001B" w:tentative="1">
+      <w:start w:val="1"/>
+      <w:numFmt w:val="lowerRoman"/>
+      <w:lvlText w:val="%6."/>
+      <w:lvlJc w:val="right"/>
+      <w:pPr>
+        <w:ind w:left="4320" w:hanging="180"/>
+      </w:pPr>
+    </w:lvl>
+    <w:lvl w:ilvl="6" w:tplc="0422000F" w:tentative="1">
+      <w:start w:val="1"/>
+      <w:numFmt w:val="decimal"/>
+      <w:lvlText w:val="%7."/>
+      <w:lvlJc w:val="left"/>
+      <w:pPr>
+        <w:ind w:left="5040" w:hanging="360"/>
+      </w:pPr>
+    </w:lvl>
+    <w:lvl w:ilvl="7" w:tplc="04220019" w:tentative="1">
+      <w:start w:val="1"/>
+      <w:numFmt w:val="lowerLetter"/>
+      <w:lvlText w:val="%8."/>
+      <w:lvlJc w:val="left"/>
+      <w:pPr>
+        <w:ind w:left="5760" w:hanging="360"/>
+      </w:pPr>
+    </w:lvl>
+    <w:lvl w:ilvl="8" w:tplc="0422001B" w:tentative="1">
+      <w:start w:val="1"/>
+      <w:numFmt w:val="lowerRoman"/>
+      <w:lvlText w:val="%9."/>
+      <w:lvlJc w:val="right"/>
+      <w:pPr>
+        <w:ind w:left="6480" w:hanging="180"/>
+      </w:pPr>
+    </w:lvl>
+  </w:abstractNum>
   <w:num w:numId="1">
-    <w:abstractNumId w:val="2"/>
+    <w:abstractNumId w:val="5"/>
   </w:num>
   <w:num w:numId="2">
-    <w:abstractNumId w:val="4"/>
+    <w:abstractNumId w:val="8"/>
   </w:num>
   <w:num w:numId="3">
-    <w:abstractNumId w:val="5"/>
+    <w:abstractNumId w:val="9"/>
   </w:num>
   <w:num w:numId="4">
-    <w:abstractNumId w:val="9"/>
+    <w:abstractNumId w:val="14"/>
   </w:num>
   <w:num w:numId="5">
-    <w:abstractNumId w:val="7"/>
+    <w:abstractNumId w:val="12"/>
   </w:num>
   <w:num w:numId="6">
+    <w:abstractNumId w:val="16"/>
+  </w:num>
+  <w:num w:numId="7">
+    <w:abstractNumId w:val="23"/>
+  </w:num>
+  <w:num w:numId="8">
+    <w:abstractNumId w:val="22"/>
+  </w:num>
+  <w:num w:numId="9">
+    <w:abstractNumId w:val="6"/>
+  </w:num>
+  <w:num w:numId="10">
     <w:abstractNumId w:val="10"/>
   </w:num>
-  <w:num w:numId="7">
-    <w:abstractNumId w:val="16"/>
-  </w:num>
-  <w:num w:numId="8">
-    <w:abstractNumId w:val="15"/>
-  </w:num>
-  <w:num w:numId="9">
-    <w:abstractNumId w:val="3"/>
-  </w:num>
-  <w:num w:numId="10">
-    <w:abstractNumId w:val="6"/>
-  </w:num>
   <w:num w:numId="11">
-    <w:abstractNumId w:val="11"/>
+    <w:abstractNumId w:val="17"/>
   </w:num>
   <w:num w:numId="12">
-    <w:abstractNumId w:val="14"/>
+    <w:abstractNumId w:val="21"/>
   </w:num>
   <w:num w:numId="13">
     <w:abstractNumId w:val="0"/>
@@ -37172,16 +41895,40 @@
     <w:abstractNumId w:val="1"/>
   </w:num>
   <w:num w:numId="15">
-    <w:abstractNumId w:val="12"/>
+    <w:abstractNumId w:val="19"/>
   </w:num>
   <w:num w:numId="16">
-    <w:abstractNumId w:val="17"/>
+    <w:abstractNumId w:val="24"/>
   </w:num>
   <w:num w:numId="17">
-    <w:abstractNumId w:val="8"/>
+    <w:abstractNumId w:val="13"/>
   </w:num>
   <w:num w:numId="18">
-    <w:abstractNumId w:val="13"/>
+    <w:abstractNumId w:val="20"/>
+  </w:num>
+  <w:num w:numId="19">
+    <w:abstractNumId w:val="25"/>
+  </w:num>
+  <w:num w:numId="20">
+    <w:abstractNumId w:val="2"/>
+  </w:num>
+  <w:num w:numId="21">
+    <w:abstractNumId w:val="15"/>
+  </w:num>
+  <w:num w:numId="22">
+    <w:abstractNumId w:val="3"/>
+  </w:num>
+  <w:num w:numId="23">
+    <w:abstractNumId w:val="7"/>
+  </w:num>
+  <w:num w:numId="24">
+    <w:abstractNumId w:val="11"/>
+  </w:num>
+  <w:num w:numId="25">
+    <w:abstractNumId w:val="18"/>
+  </w:num>
+  <w:num w:numId="26">
+    <w:abstractNumId w:val="4"/>
   </w:num>
   <w:numIdMacAtCleanup w:val="9"/>
 </w:numbering>
